--- a/zht/docx/021.content.docx
+++ b/zht/docx/021.content.docx
@@ -150,26 +150,6 @@
           <w:lang w:val="zh_TW" w:bidi="zh_TW"/>
         </w:rPr>
         <w:t>gang</w:t>
-      </w:r>
-      <w:r>
-        <w:rPr>
-          <w:lang w:val="zh_TW" w:bidi="zh_TW"/>
-        </w:rPr>
-      </w:r>
-    </w:p>
-    <w:p>
-      <w:pPr/>
-      <w:r>
-        <w:rPr>
-          <w:lang w:val="zh_TW" w:bidi="zh_TW"/>
-        </w:rPr>
-      </w:r>
-      <w:r>
-        <w:rPr>
-          <w:i/>
-          <w:lang w:val="zh_TW" w:bidi="zh_TW"/>
-        </w:rPr>
-        <w:t>剛硬的心</w:t>
       </w:r>
       <w:r>
         <w:rPr>

--- a/zht/docx/021.content.docx
+++ b/zht/docx/021.content.docx
@@ -19,7 +19,7 @@
         <w:rPr>
           <w:lang w:val="zh_TW" w:bidi="zh_TW"/>
         </w:rPr>
-        <w:t>Resource: Study Notes - Themes (Tyndale)</w:t>
+        <w:t>Resource: Tyndale Open Study Notes</w:t>
       </w:r>
       <w:r>
         <w:rPr>
@@ -112,7 +112,7 @@
         <w:rPr>
           <w:lang w:val="zh_TW" w:bidi="zh_TW"/>
         </w:rPr>
-        <w:t>Study Notes - Themes (Tyndale)</w:t>
+        <w:t>Tyndale Open Study Notes</w:t>
       </w:r>
     </w:p>
     <w:p>

--- a/zht/docx/021.content.docx
+++ b/zht/docx/021.content.docx
@@ -149,7 +149,7 @@
         <w:rPr>
           <w:lang w:val="zh_TW" w:bidi="zh_TW"/>
         </w:rPr>
-        <w:t>gang</w:t>
+        <w:t>ge</w:t>
       </w:r>
       <w:r>
         <w:rPr>
@@ -212,7 +212,7 @@
         <w:rPr>
           <w:lang w:val="zh_TW" w:bidi="zh_TW"/>
         </w:rPr>
-        <w:t>剛硬的心</w:t>
+        <w:t>割禮</w:t>
       </w:r>
       <w:r>
         <w:rPr>
@@ -231,7 +231,7 @@
         <w:rPr>
           <w:lang w:val="zh_TW" w:bidi="zh_TW"/>
         </w:rPr>
-        <w:t>出埃及記多次提到，耶和華使法老心裡頑梗，或「使法老的心剛硬」（</w:t>
+        <w:t>許多古代文化都有行割禮的習俗，即割除男性包皮（見</w:t>
       </w:r>
       <w:hyperlink r:id="rId13">
         <w:r>
@@ -242,9 +242,29 @@
             <w:color w:val="0000EE"/>
             <w:u w:val="single"/>
           </w:rPr>
-          <w:t>出4:21，</w:t>
+          <w:t>耶9:25–26</w:t>
         </w:r>
       </w:hyperlink>
+      <w:r>
+        <w:rPr>
+          <w:lang w:val="zh_TW" w:bidi="zh_TW"/>
+        </w:rPr>
+        <w:t>）。</w:t>
+      </w:r>
+    </w:p>
+    <w:p>
+      <w:pPr/>
+      <w:r>
+        <w:rPr>
+          <w:lang w:val="zh_TW" w:bidi="zh_TW"/>
+        </w:rPr>
+      </w:r>
+      <w:r>
+        <w:rPr>
+          <w:lang w:val="zh_TW" w:bidi="zh_TW"/>
+        </w:rPr>
+        <w:t>神揀選割禮作為立約的記號（特別的約定），其焦點是後裔。神應許要使亞伯拉罕和他的後裔成為大國，並藉他們救贖外邦萬民（</w:t>
+      </w:r>
       <w:hyperlink r:id="rId14">
         <w:r>
           <w:rPr>
@@ -254,7 +274,7 @@
             <w:color w:val="0000EE"/>
             <w:u w:val="single"/>
           </w:rPr>
-          <w:t>9:12，</w:t>
+          <w:t>創12:2、</w:t>
         </w:r>
       </w:hyperlink>
       <w:hyperlink r:id="rId15">
@@ -266,7 +286,7 @@
             <w:color w:val="0000EE"/>
             <w:u w:val="single"/>
           </w:rPr>
-          <w:t>10:1、</w:t>
+          <w:t>3，</w:t>
         </w:r>
       </w:hyperlink>
       <w:hyperlink r:id="rId16">
@@ -278,9 +298,15 @@
             <w:color w:val="0000EE"/>
             <w:u w:val="single"/>
           </w:rPr>
-          <w:t>20，</w:t>
+          <w:t>17:3–6</w:t>
         </w:r>
       </w:hyperlink>
+      <w:r>
+        <w:rPr>
+          <w:lang w:val="zh_TW" w:bidi="zh_TW"/>
+        </w:rPr>
+        <w:t>；見</w:t>
+      </w:r>
       <w:hyperlink r:id="rId17">
         <w:r>
           <w:rPr>
@@ -290,9 +316,15 @@
             <w:color w:val="0000EE"/>
             <w:u w:val="single"/>
           </w:rPr>
-          <w:t>11:10，</w:t>
+          <w:t>加3:8–9</w:t>
         </w:r>
       </w:hyperlink>
+      <w:r>
+        <w:rPr>
+          <w:lang w:val="zh_TW" w:bidi="zh_TW"/>
+        </w:rPr>
+        <w:t>）。割禮是神在人體上所立的記號，表明亞伯拉罕和他的後裔屬乎神（</w:t>
+      </w:r>
       <w:hyperlink r:id="rId18">
         <w:r>
           <w:rPr>
@@ -302,7 +334,588 @@
             <w:color w:val="0000EE"/>
             <w:u w:val="single"/>
           </w:rPr>
-          <w:t>14:4、</w:t>
+          <w:t>創17:9–14</w:t>
+        </w:r>
+      </w:hyperlink>
+      <w:r>
+        <w:rPr>
+          <w:lang w:val="zh_TW" w:bidi="zh_TW"/>
+        </w:rPr>
+        <w:t>），並提醒他們要忠於這約。</w:t>
+      </w:r>
+    </w:p>
+    <w:p>
+      <w:pPr/>
+      <w:r>
+        <w:rPr>
+          <w:lang w:val="zh_TW" w:bidi="zh_TW"/>
+        </w:rPr>
+      </w:r>
+      <w:r>
+        <w:rPr>
+          <w:lang w:val="zh_TW" w:bidi="zh_TW"/>
+        </w:rPr>
+        <w:t>成年男子在加入立約群體時會受割禮（</w:t>
+      </w:r>
+      <w:hyperlink r:id="rId19">
+        <w:r>
+          <w:rPr>
+            <w:lang w:val="zh_TW" w:bidi="zh_TW"/>
+          </w:rPr>
+          <w:rPr>
+            <w:color w:val="0000EE"/>
+            <w:u w:val="single"/>
+          </w:rPr>
+          <w:t>創17:23–27</w:t>
+        </w:r>
+      </w:hyperlink>
+      <w:r>
+        <w:rPr>
+          <w:lang w:val="zh_TW" w:bidi="zh_TW"/>
+        </w:rPr>
+        <w:t>；</w:t>
+      </w:r>
+      <w:hyperlink r:id="rId20">
+        <w:r>
+          <w:rPr>
+            <w:lang w:val="zh_TW" w:bidi="zh_TW"/>
+          </w:rPr>
+          <w:rPr>
+            <w:color w:val="0000EE"/>
+            <w:u w:val="single"/>
+          </w:rPr>
+          <w:t>出12:48</w:t>
+        </w:r>
+      </w:hyperlink>
+      <w:r>
+        <w:rPr>
+          <w:lang w:val="zh_TW" w:bidi="zh_TW"/>
+        </w:rPr>
+        <w:t>；</w:t>
+      </w:r>
+      <w:hyperlink r:id="rId21">
+        <w:r>
+          <w:rPr>
+            <w:lang w:val="zh_TW" w:bidi="zh_TW"/>
+          </w:rPr>
+          <w:rPr>
+            <w:color w:val="0000EE"/>
+            <w:u w:val="single"/>
+          </w:rPr>
+          <w:t>書5:3–7</w:t>
+        </w:r>
+      </w:hyperlink>
+      <w:r>
+        <w:rPr>
+          <w:lang w:val="zh_TW" w:bidi="zh_TW"/>
+        </w:rPr>
+        <w:t>），不過，多數情況下是為嬰孩施行割禮（</w:t>
+      </w:r>
+      <w:hyperlink r:id="rId22">
+        <w:r>
+          <w:rPr>
+            <w:lang w:val="zh_TW" w:bidi="zh_TW"/>
+          </w:rPr>
+          <w:rPr>
+            <w:color w:val="0000EE"/>
+            <w:u w:val="single"/>
+          </w:rPr>
+          <w:t>創21:4</w:t>
+        </w:r>
+      </w:hyperlink>
+      <w:r>
+        <w:rPr>
+          <w:lang w:val="zh_TW" w:bidi="zh_TW"/>
+        </w:rPr>
+        <w:t>；</w:t>
+      </w:r>
+      <w:hyperlink r:id="rId23">
+        <w:r>
+          <w:rPr>
+            <w:lang w:val="zh_TW" w:bidi="zh_TW"/>
+          </w:rPr>
+          <w:rPr>
+            <w:color w:val="0000EE"/>
+            <w:u w:val="single"/>
+          </w:rPr>
+          <w:t>利12:3</w:t>
+        </w:r>
+      </w:hyperlink>
+      <w:r>
+        <w:rPr>
+          <w:lang w:val="zh_TW" w:bidi="zh_TW"/>
+        </w:rPr>
+        <w:t>）。嬰孩藉由父母而領受神的應許，並進入立約的群體。</w:t>
+      </w:r>
+    </w:p>
+    <w:p>
+      <w:pPr/>
+      <w:r>
+        <w:rPr>
+          <w:lang w:val="zh_TW" w:bidi="zh_TW"/>
+        </w:rPr>
+      </w:r>
+      <w:r>
+        <w:rPr>
+          <w:lang w:val="zh_TW" w:bidi="zh_TW"/>
+        </w:rPr>
+        <w:t>信心是領受神祝福的必要條件。這點從以實瑪利與以撒、以掃與雅各，以及約瑟與他的兄弟們的差異中看出來。非以色列人也可以加入以色列的約（</w:t>
+      </w:r>
+      <w:hyperlink r:id="rId20">
+        <w:r>
+          <w:rPr>
+            <w:lang w:val="zh_TW" w:bidi="zh_TW"/>
+          </w:rPr>
+          <w:rPr>
+            <w:color w:val="0000EE"/>
+            <w:u w:val="single"/>
+          </w:rPr>
+          <w:t>出12:48</w:t>
+        </w:r>
+      </w:hyperlink>
+      <w:r>
+        <w:rPr>
+          <w:lang w:val="zh_TW" w:bidi="zh_TW"/>
+        </w:rPr>
+        <w:t>；參</w:t>
+      </w:r>
+      <w:hyperlink r:id="rId24">
+        <w:r>
+          <w:rPr>
+            <w:lang w:val="zh_TW" w:bidi="zh_TW"/>
+          </w:rPr>
+          <w:rPr>
+            <w:color w:val="0000EE"/>
+            <w:u w:val="single"/>
+          </w:rPr>
+          <w:t>創34:15–24</w:t>
+        </w:r>
+      </w:hyperlink>
+      <w:r>
+        <w:rPr>
+          <w:lang w:val="zh_TW" w:bidi="zh_TW"/>
+        </w:rPr>
+        <w:t>）。割禮成了他們加入敬拜群體的記號（例如，</w:t>
+      </w:r>
+      <w:hyperlink r:id="rId25">
+        <w:r>
+          <w:rPr>
+            <w:lang w:val="zh_TW" w:bidi="zh_TW"/>
+          </w:rPr>
+          <w:rPr>
+            <w:color w:val="0000EE"/>
+            <w:u w:val="single"/>
+          </w:rPr>
+          <w:t>出12:44</w:t>
+        </w:r>
+      </w:hyperlink>
+      <w:r>
+        <w:rPr>
+          <w:lang w:val="zh_TW" w:bidi="zh_TW"/>
+        </w:rPr>
+        <w:t>）。</w:t>
+      </w:r>
+    </w:p>
+    <w:p>
+      <w:pPr/>
+      <w:r>
+        <w:rPr>
+          <w:lang w:val="zh_TW" w:bidi="zh_TW"/>
+        </w:rPr>
+      </w:r>
+      <w:r>
+        <w:rPr>
+          <w:lang w:val="zh_TW" w:bidi="zh_TW"/>
+        </w:rPr>
+        <w:t>割禮幫助以色列人記得要棄絕天然的污穢。作為神的百姓，他們必須對約、家庭與婚姻保持忠誠。與未受割禮、未在約中的人通婚，就是違背神所立的約。百姓將任何拒絕接受割禮（象徵性的身體</w:t>
+      </w:r>
+      <w:r>
+        <w:rPr>
+          <w:i/>
+          <w:lang w:val="zh_TW" w:bidi="zh_TW"/>
+        </w:rPr>
+        <w:t>剪除</w:t>
+      </w:r>
+      <w:r>
+        <w:rPr>
+          <w:lang w:val="zh_TW" w:bidi="zh_TW"/>
+        </w:rPr>
+        <w:t>）的男子從約的群體中驅逐（「</w:t>
+      </w:r>
+      <w:r>
+        <w:rPr>
+          <w:i/>
+          <w:lang w:val="zh_TW" w:bidi="zh_TW"/>
+        </w:rPr>
+        <w:t>剪除</w:t>
+      </w:r>
+      <w:r>
+        <w:rPr>
+          <w:lang w:val="zh_TW" w:bidi="zh_TW"/>
+        </w:rPr>
+        <w:t>」），因他違背了神的命令（</w:t>
+      </w:r>
+      <w:hyperlink r:id="rId26">
+        <w:r>
+          <w:rPr>
+            <w:lang w:val="zh_TW" w:bidi="zh_TW"/>
+          </w:rPr>
+          <w:rPr>
+            <w:color w:val="0000EE"/>
+            <w:u w:val="single"/>
+          </w:rPr>
+          <w:t>創17:14</w:t>
+        </w:r>
+      </w:hyperlink>
+      <w:r>
+        <w:rPr>
+          <w:lang w:val="zh_TW" w:bidi="zh_TW"/>
+        </w:rPr>
+        <w:t>）。</w:t>
+      </w:r>
+    </w:p>
+    <w:p>
+      <w:pPr/>
+      <w:r>
+        <w:rPr>
+          <w:lang w:val="zh_TW" w:bidi="zh_TW"/>
+        </w:rPr>
+      </w:r>
+      <w:r>
+        <w:rPr>
+          <w:lang w:val="zh_TW" w:bidi="zh_TW"/>
+        </w:rPr>
+        <w:t>割禮象徵與世界的分別、潔淨，以及對約的忠誠，也成了「心受割禮」的重要隱喻。這是指一顆願意歸向神、為神所分別的心，而不是剛硬悖逆的心（</w:t>
+      </w:r>
+      <w:hyperlink r:id="rId27">
+        <w:r>
+          <w:rPr>
+            <w:lang w:val="zh_TW" w:bidi="zh_TW"/>
+          </w:rPr>
+          <w:rPr>
+            <w:color w:val="0000EE"/>
+            <w:u w:val="single"/>
+          </w:rPr>
+          <w:t>利26:41</w:t>
+        </w:r>
+      </w:hyperlink>
+      <w:r>
+        <w:rPr>
+          <w:lang w:val="zh_TW" w:bidi="zh_TW"/>
+        </w:rPr>
+        <w:t>；</w:t>
+      </w:r>
+      <w:hyperlink r:id="rId28">
+        <w:r>
+          <w:rPr>
+            <w:lang w:val="zh_TW" w:bidi="zh_TW"/>
+          </w:rPr>
+          <w:rPr>
+            <w:color w:val="0000EE"/>
+            <w:u w:val="single"/>
+          </w:rPr>
+          <w:t>申30:6</w:t>
+        </w:r>
+      </w:hyperlink>
+      <w:r>
+        <w:rPr>
+          <w:lang w:val="zh_TW" w:bidi="zh_TW"/>
+        </w:rPr>
+        <w:t>；</w:t>
+      </w:r>
+      <w:hyperlink r:id="rId29">
+        <w:r>
+          <w:rPr>
+            <w:lang w:val="zh_TW" w:bidi="zh_TW"/>
+          </w:rPr>
+          <w:rPr>
+            <w:color w:val="0000EE"/>
+            <w:u w:val="single"/>
+          </w:rPr>
+          <w:t>耶4:4，</w:t>
+        </w:r>
+      </w:hyperlink>
+      <w:hyperlink r:id="rId30">
+        <w:r>
+          <w:rPr>
+            <w:lang w:val="zh_TW" w:bidi="zh_TW"/>
+          </w:rPr>
+          <w:rPr>
+            <w:color w:val="0000EE"/>
+            <w:u w:val="single"/>
+          </w:rPr>
+          <w:t>9:26</w:t>
+        </w:r>
+      </w:hyperlink>
+      <w:r>
+        <w:rPr>
+          <w:lang w:val="zh_TW" w:bidi="zh_TW"/>
+        </w:rPr>
+        <w:t>；</w:t>
+      </w:r>
+      <w:hyperlink r:id="rId31">
+        <w:r>
+          <w:rPr>
+            <w:lang w:val="zh_TW" w:bidi="zh_TW"/>
+          </w:rPr>
+          <w:rPr>
+            <w:color w:val="0000EE"/>
+            <w:u w:val="single"/>
+          </w:rPr>
+          <w:t>弗2:11</w:t>
+        </w:r>
+      </w:hyperlink>
+      <w:r>
+        <w:rPr>
+          <w:lang w:val="zh_TW" w:bidi="zh_TW"/>
+        </w:rPr>
+        <w:t>）。心受割禮顯出真正的救恩，與神有真實的交通（見</w:t>
+      </w:r>
+      <w:hyperlink r:id="rId32">
+        <w:r>
+          <w:rPr>
+            <w:lang w:val="zh_TW" w:bidi="zh_TW"/>
+          </w:rPr>
+          <w:rPr>
+            <w:color w:val="0000EE"/>
+            <w:u w:val="single"/>
+          </w:rPr>
+          <w:t>結18:31–32，</w:t>
+        </w:r>
+      </w:hyperlink>
+      <w:hyperlink r:id="rId33">
+        <w:r>
+          <w:rPr>
+            <w:lang w:val="zh_TW" w:bidi="zh_TW"/>
+          </w:rPr>
+          <w:rPr>
+            <w:color w:val="0000EE"/>
+            <w:u w:val="single"/>
+          </w:rPr>
+          <w:t>36:25–27</w:t>
+        </w:r>
+      </w:hyperlink>
+      <w:r>
+        <w:rPr>
+          <w:lang w:val="zh_TW" w:bidi="zh_TW"/>
+        </w:rPr>
+        <w:t>；</w:t>
+      </w:r>
+      <w:hyperlink r:id="rId34">
+        <w:r>
+          <w:rPr>
+            <w:lang w:val="zh_TW" w:bidi="zh_TW"/>
+          </w:rPr>
+          <w:rPr>
+            <w:color w:val="0000EE"/>
+            <w:u w:val="single"/>
+          </w:rPr>
+          <w:t>羅2:28–29，</w:t>
+        </w:r>
+      </w:hyperlink>
+      <w:hyperlink r:id="rId35">
+        <w:r>
+          <w:rPr>
+            <w:lang w:val="zh_TW" w:bidi="zh_TW"/>
+          </w:rPr>
+          <w:rPr>
+            <w:color w:val="0000EE"/>
+            <w:u w:val="single"/>
+          </w:rPr>
+          <w:t>4:11</w:t>
+        </w:r>
+      </w:hyperlink>
+      <w:r>
+        <w:rPr>
+          <w:lang w:val="zh_TW" w:bidi="zh_TW"/>
+        </w:rPr>
+        <w:t>）。</w:t>
+      </w:r>
+    </w:p>
+    <w:p>
+      <w:pPr/>
+      <w:r>
+        <w:rPr>
+          <w:lang w:val="zh_TW" w:bidi="zh_TW"/>
+        </w:rPr>
+      </w:r>
+      <w:r>
+        <w:rPr>
+          <w:lang w:val="zh_TW" w:bidi="zh_TW"/>
+        </w:rPr>
+        <w:t>當耶穌基督設立神的新約時，祂已成全了舊約的一切要求。外邦基督徒不再需要受割禮，因為信靠耶穌，就使他們成為神的子民（</w:t>
+      </w:r>
+      <w:hyperlink r:id="rId36">
+        <w:r>
+          <w:rPr>
+            <w:lang w:val="zh_TW" w:bidi="zh_TW"/>
+          </w:rPr>
+          <w:rPr>
+            <w:color w:val="0000EE"/>
+            <w:u w:val="single"/>
+          </w:rPr>
+          <w:t>徒15:1–29</w:t>
+        </w:r>
+      </w:hyperlink>
+      <w:r>
+        <w:rPr>
+          <w:lang w:val="zh_TW" w:bidi="zh_TW"/>
+        </w:rPr>
+        <w:t>；</w:t>
+      </w:r>
+      <w:hyperlink r:id="rId37">
+        <w:r>
+          <w:rPr>
+            <w:lang w:val="zh_TW" w:bidi="zh_TW"/>
+          </w:rPr>
+          <w:rPr>
+            <w:color w:val="0000EE"/>
+            <w:u w:val="single"/>
+          </w:rPr>
+          <w:t>羅2:25–29</w:t>
+        </w:r>
+      </w:hyperlink>
+      <w:r>
+        <w:rPr>
+          <w:lang w:val="zh_TW" w:bidi="zh_TW"/>
+        </w:rPr>
+        <w:t>；</w:t>
+      </w:r>
+      <w:hyperlink r:id="rId38">
+        <w:r>
+          <w:rPr>
+            <w:lang w:val="zh_TW" w:bidi="zh_TW"/>
+          </w:rPr>
+          <w:rPr>
+            <w:color w:val="0000EE"/>
+            <w:u w:val="single"/>
+          </w:rPr>
+          <w:t>加2:1–10，</w:t>
+        </w:r>
+      </w:hyperlink>
+      <w:hyperlink r:id="rId39">
+        <w:r>
+          <w:rPr>
+            <w:lang w:val="zh_TW" w:bidi="zh_TW"/>
+          </w:rPr>
+          <w:rPr>
+            <w:color w:val="0000EE"/>
+            <w:u w:val="single"/>
+          </w:rPr>
+          <w:t>6:15</w:t>
+        </w:r>
+      </w:hyperlink>
+      <w:r>
+        <w:rPr>
+          <w:lang w:val="zh_TW" w:bidi="zh_TW"/>
+        </w:rPr>
+        <w:t>；</w:t>
+      </w:r>
+      <w:hyperlink r:id="rId40">
+        <w:r>
+          <w:rPr>
+            <w:lang w:val="zh_TW" w:bidi="zh_TW"/>
+          </w:rPr>
+          <w:rPr>
+            <w:color w:val="0000EE"/>
+            <w:u w:val="single"/>
+          </w:rPr>
+          <w:t>西2:11–12</w:t>
+        </w:r>
+      </w:hyperlink>
+      <w:r>
+        <w:rPr>
+          <w:lang w:val="zh_TW" w:bidi="zh_TW"/>
+        </w:rPr>
+        <w:t>）。人必須信靠神與祂的應許，棄絕罪惡行為與世俗風俗，藉著信心活出新生命（見</w:t>
+      </w:r>
+      <w:hyperlink r:id="rId41">
+        <w:r>
+          <w:rPr>
+            <w:lang w:val="zh_TW" w:bidi="zh_TW"/>
+          </w:rPr>
+          <w:rPr>
+            <w:color w:val="0000EE"/>
+            <w:u w:val="single"/>
+          </w:rPr>
+          <w:t>耶31:33–34</w:t>
+        </w:r>
+      </w:hyperlink>
+      <w:r>
+        <w:rPr>
+          <w:lang w:val="zh_TW" w:bidi="zh_TW"/>
+        </w:rPr>
+        <w:t>；</w:t>
+      </w:r>
+      <w:hyperlink r:id="rId42">
+        <w:r>
+          <w:rPr>
+            <w:lang w:val="zh_TW" w:bidi="zh_TW"/>
+          </w:rPr>
+          <w:rPr>
+            <w:color w:val="0000EE"/>
+            <w:u w:val="single"/>
+          </w:rPr>
+          <w:t>羅8:1–17</w:t>
+        </w:r>
+      </w:hyperlink>
+      <w:r>
+        <w:rPr>
+          <w:lang w:val="zh_TW" w:bidi="zh_TW"/>
+        </w:rPr>
+        <w:t>；</w:t>
+      </w:r>
+      <w:hyperlink r:id="rId43">
+        <w:r>
+          <w:rPr>
+            <w:lang w:val="zh_TW" w:bidi="zh_TW"/>
+          </w:rPr>
+          <w:rPr>
+            <w:color w:val="0000EE"/>
+            <w:u w:val="single"/>
+          </w:rPr>
+          <w:t>加5:16–6:10</w:t>
+        </w:r>
+      </w:hyperlink>
+      <w:r>
+        <w:rPr>
+          <w:lang w:val="zh_TW" w:bidi="zh_TW"/>
+        </w:rPr>
+        <w:t>）。</w:t>
+      </w:r>
+    </w:p>
+    <w:p>
+      <w:pPr/>
+      <w:r>
+        <w:rPr>
+          <w:lang w:val="zh_TW" w:bidi="zh_TW"/>
+        </w:rPr>
+      </w:r>
+      <w:r>
+        <w:rPr>
+          <w:u w:val="single"/>
+          <w:lang w:val="zh_TW" w:bidi="zh_TW"/>
+        </w:rPr>
+        <w:t>進深研究的經文段落</w:t>
+      </w:r>
+    </w:p>
+    <w:p>
+      <w:pPr/>
+      <w:r>
+        <w:rPr>
+          <w:lang w:val="zh_TW" w:bidi="zh_TW"/>
+        </w:rPr>
+      </w:r>
+      <w:hyperlink r:id="rId18">
+        <w:r>
+          <w:rPr>
+            <w:lang w:val="zh_TW" w:bidi="zh_TW"/>
+          </w:rPr>
+          <w:rPr>
+            <w:color w:val="0000EE"/>
+            <w:u w:val="single"/>
+          </w:rPr>
+          <w:t>創17:9–14、</w:t>
         </w:r>
       </w:hyperlink>
       <w:hyperlink r:id="rId19">
@@ -314,51 +927,51 @@
             <w:color w:val="0000EE"/>
             <w:u w:val="single"/>
           </w:rPr>
-          <w:t>8</w:t>
+          <w:t>23–27，</w:t>
         </w:r>
       </w:hyperlink>
-      <w:r>
-        <w:rPr>
-          <w:lang w:val="zh_TW" w:bidi="zh_TW"/>
-        </w:rPr>
-        <w:t>）。這些說法有時讓人難以理解：難道是神使法老犯罪嗎？</w:t>
-      </w:r>
-    </w:p>
-    <w:p>
-      <w:pPr/>
-      <w:r>
-        <w:rPr>
-          <w:lang w:val="zh_TW" w:bidi="zh_TW"/>
-        </w:rPr>
-      </w:r>
-      <w:r>
-        <w:rPr>
-          <w:lang w:val="zh_TW" w:bidi="zh_TW"/>
-        </w:rPr>
-        <w:t>我們需要考慮以下幾個重要因素：</w:t>
-      </w:r>
-    </w:p>
-    <w:p>
-      <w:pPr>
-        <w:pStyle w:val="ListNumber"/>
-        <w:numPr>
-          <w:ilvl w:val="0"/>
-          <w:numId w:val="14"/>
-        </w:numPr>
-        <w:spacing w:line="240" w:lineRule="auto"/>
-        <w:ind w:left="720"/>
-      </w:pPr>
-      <w:r>
-        <w:rPr>
-          <w:lang w:val="zh_TW" w:bidi="zh_TW"/>
-        </w:rPr>
-      </w:r>
-      <w:r>
-        <w:rPr>
-          <w:lang w:val="zh_TW" w:bidi="zh_TW"/>
-        </w:rPr>
-        <w:t>耶和華知道法老必定會硬著心（</w:t>
-      </w:r>
+      <w:hyperlink r:id="rId22">
+        <w:r>
+          <w:rPr>
+            <w:lang w:val="zh_TW" w:bidi="zh_TW"/>
+          </w:rPr>
+          <w:rPr>
+            <w:color w:val="0000EE"/>
+            <w:u w:val="single"/>
+          </w:rPr>
+          <w:t>21:4，</w:t>
+        </w:r>
+      </w:hyperlink>
+      <w:hyperlink r:id="rId44">
+        <w:r>
+          <w:rPr>
+            <w:lang w:val="zh_TW" w:bidi="zh_TW"/>
+          </w:rPr>
+          <w:rPr>
+            <w:color w:val="0000EE"/>
+            <w:u w:val="single"/>
+          </w:rPr>
+          <w:t>34:1–26</w:t>
+        </w:r>
+      </w:hyperlink>
+      <w:r>
+        <w:rPr>
+          <w:lang w:val="zh_TW" w:bidi="zh_TW"/>
+        </w:rPr>
+        <w:t>；</w:t>
+      </w:r>
+      <w:hyperlink r:id="rId45">
+        <w:r>
+          <w:rPr>
+            <w:lang w:val="zh_TW" w:bidi="zh_TW"/>
+          </w:rPr>
+          <w:rPr>
+            <w:color w:val="0000EE"/>
+            <w:u w:val="single"/>
+          </w:rPr>
+          <w:t>出4:24–26，</w:t>
+        </w:r>
+      </w:hyperlink>
       <w:hyperlink r:id="rId20">
         <w:r>
           <w:rPr>
@@ -368,34 +981,16 @@
             <w:color w:val="0000EE"/>
             <w:u w:val="single"/>
           </w:rPr>
-          <w:t>3:19</w:t>
+          <w:t>12:48</w:t>
         </w:r>
       </w:hyperlink>
       <w:r>
         <w:rPr>
           <w:lang w:val="zh_TW" w:bidi="zh_TW"/>
         </w:rPr>
-        <w:t>）。</w:t>
-      </w:r>
-    </w:p>
-    <w:p>
-      <w:pPr>
-        <w:pStyle w:val="ListNumber"/>
-        <w:spacing w:line="240" w:lineRule="auto"/>
-        <w:ind w:left="720"/>
-      </w:pPr>
-      <w:r>
-        <w:rPr>
-          <w:lang w:val="zh_TW" w:bidi="zh_TW"/>
-        </w:rPr>
-      </w:r>
-      <w:r>
-        <w:rPr>
-          <w:lang w:val="zh_TW" w:bidi="zh_TW"/>
-        </w:rPr>
-        <w:t>法老使自己的心剛硬（</w:t>
-      </w:r>
-      <w:hyperlink r:id="rId21">
+        <w:t>；</w:t>
+      </w:r>
+      <w:hyperlink r:id="rId23">
         <w:r>
           <w:rPr>
             <w:lang w:val="zh_TW" w:bidi="zh_TW"/>
@@ -404,16 +999,16 @@
             <w:color w:val="0000EE"/>
             <w:u w:val="single"/>
           </w:rPr>
-          <w:t>8:15</w:t>
+          <w:t>利12:3</w:t>
         </w:r>
       </w:hyperlink>
       <w:r>
         <w:rPr>
           <w:lang w:val="zh_TW" w:bidi="zh_TW"/>
         </w:rPr>
-        <w:t>、</w:t>
-      </w:r>
-      <w:hyperlink r:id="rId22">
+        <w:t>；</w:t>
+      </w:r>
+      <w:hyperlink r:id="rId46">
         <w:r>
           <w:rPr>
             <w:lang w:val="zh_TW" w:bidi="zh_TW"/>
@@ -422,34 +1017,16 @@
             <w:color w:val="0000EE"/>
             <w:u w:val="single"/>
           </w:rPr>
-          <w:t>32</w:t>
+          <w:t>書5:2–8</w:t>
         </w:r>
       </w:hyperlink>
       <w:r>
         <w:rPr>
           <w:lang w:val="zh_TW" w:bidi="zh_TW"/>
         </w:rPr>
-        <w:t>）。</w:t>
-      </w:r>
-    </w:p>
-    <w:p>
-      <w:pPr>
-        <w:pStyle w:val="ListNumber"/>
-        <w:spacing w:line="240" w:lineRule="auto"/>
-        <w:ind w:left="720"/>
-      </w:pPr>
-      <w:r>
-        <w:rPr>
-          <w:lang w:val="zh_TW" w:bidi="zh_TW"/>
-        </w:rPr>
-      </w:r>
-      <w:r>
-        <w:rPr>
-          <w:lang w:val="zh_TW" w:bidi="zh_TW"/>
-        </w:rPr>
-        <w:t>即使有明確的警告，法老仍然硬著心（</w:t>
-      </w:r>
-      <w:hyperlink r:id="rId23">
+        <w:t>；</w:t>
+      </w:r>
+      <w:hyperlink r:id="rId13">
         <w:r>
           <w:rPr>
             <w:lang w:val="zh_TW" w:bidi="zh_TW"/>
@@ -458,44 +1035,16 @@
             <w:color w:val="0000EE"/>
             <w:u w:val="single"/>
           </w:rPr>
-          <w:t>8:19</w:t>
+          <w:t>耶9:25–26</w:t>
         </w:r>
       </w:hyperlink>
       <w:r>
         <w:rPr>
           <w:lang w:val="zh_TW" w:bidi="zh_TW"/>
         </w:rPr>
-        <w:t>）。</w:t>
-      </w:r>
-    </w:p>
-    <w:p>
-      <w:pPr/>
-      <w:r>
-        <w:rPr>
-          <w:lang w:val="zh_TW" w:bidi="zh_TW"/>
-        </w:rPr>
-      </w:r>
-      <w:r>
-        <w:rPr>
-          <w:lang w:val="zh_TW" w:bidi="zh_TW"/>
-        </w:rPr>
-        <w:t>法老不是一位本意良善的人，也不是被誤導而沒機會悔改。儘管神掌管整個局勢，但法老仍須對自己的行為負責。</w:t>
-      </w:r>
-    </w:p>
-    <w:p>
-      <w:pPr/>
-      <w:r>
-        <w:rPr>
-          <w:lang w:val="zh_TW" w:bidi="zh_TW"/>
-        </w:rPr>
-      </w:r>
-      <w:r>
-        <w:rPr>
-          <w:lang w:val="zh_TW" w:bidi="zh_TW"/>
-        </w:rPr>
-        <w:t>在人的選擇與神的掌權（神的主權）之間的互動，在聖經其它地方也有出現。以色列人在曠野中硬著心不信神（</w:t>
-      </w:r>
-      <w:hyperlink r:id="rId24">
+        <w:t>；</w:t>
+      </w:r>
+      <w:hyperlink r:id="rId47">
         <w:r>
           <w:rPr>
             <w:lang w:val="zh_TW" w:bidi="zh_TW"/>
@@ -504,16 +1053,16 @@
             <w:color w:val="0000EE"/>
             <w:u w:val="single"/>
           </w:rPr>
-          <w:t>詩95:8–10</w:t>
+          <w:t>結44:7–9</w:t>
         </w:r>
       </w:hyperlink>
       <w:r>
         <w:rPr>
           <w:lang w:val="zh_TW" w:bidi="zh_TW"/>
         </w:rPr>
-        <w:t>）。神使迦南人心剛硬，使他們不與以色列人求和（</w:t>
-      </w:r>
-      <w:hyperlink r:id="rId25">
+        <w:t>；</w:t>
+      </w:r>
+      <w:hyperlink r:id="rId48">
         <w:r>
           <w:rPr>
             <w:lang w:val="zh_TW" w:bidi="zh_TW"/>
@@ -522,16 +1071,10 @@
             <w:color w:val="0000EE"/>
             <w:u w:val="single"/>
           </w:rPr>
-          <w:t>書11:20</w:t>
+          <w:t>路1:59，</w:t>
         </w:r>
       </w:hyperlink>
-      <w:r>
-        <w:rPr>
-          <w:lang w:val="zh_TW" w:bidi="zh_TW"/>
-        </w:rPr>
-        <w:t>）。神賜給先知以賽亞的信息，反而使聽的人心更剛硬（</w:t>
-      </w:r>
-      <w:hyperlink r:id="rId26">
+      <w:hyperlink r:id="rId49">
         <w:r>
           <w:rPr>
             <w:lang w:val="zh_TW" w:bidi="zh_TW"/>
@@ -540,30 +1083,16 @@
             <w:color w:val="0000EE"/>
             <w:u w:val="single"/>
           </w:rPr>
-          <w:t>賽6:9–10</w:t>
+          <w:t>2:21</w:t>
         </w:r>
       </w:hyperlink>
       <w:r>
         <w:rPr>
           <w:lang w:val="zh_TW" w:bidi="zh_TW"/>
         </w:rPr>
-        <w:t>）。</w:t>
-      </w:r>
-    </w:p>
-    <w:p>
-      <w:pPr/>
-      <w:r>
-        <w:rPr>
-          <w:lang w:val="zh_TW" w:bidi="zh_TW"/>
-        </w:rPr>
-      </w:r>
-      <w:r>
-        <w:rPr>
-          <w:lang w:val="zh_TW" w:bidi="zh_TW"/>
-        </w:rPr>
-        <w:t>新約聖經也有類似情況，有許多人頑梗，拒絕以信心回應有關耶穌的福音（</w:t>
-      </w:r>
-      <w:hyperlink r:id="rId27">
+        <w:t>；</w:t>
+      </w:r>
+      <w:hyperlink r:id="rId50">
         <w:r>
           <w:rPr>
             <w:lang w:val="zh_TW" w:bidi="zh_TW"/>
@@ -572,16 +1101,10 @@
             <w:color w:val="0000EE"/>
             <w:u w:val="single"/>
           </w:rPr>
-          <w:t>太13:15</w:t>
+          <w:t>徒15:1–31，</w:t>
         </w:r>
       </w:hyperlink>
-      <w:r>
-        <w:rPr>
-          <w:lang w:val="zh_TW" w:bidi="zh_TW"/>
-        </w:rPr>
-        <w:t>；</w:t>
-      </w:r>
-      <w:hyperlink r:id="rId28">
+      <w:hyperlink r:id="rId51">
         <w:r>
           <w:rPr>
             <w:lang w:val="zh_TW" w:bidi="zh_TW"/>
@@ -590,7 +1113,7 @@
             <w:color w:val="0000EE"/>
             <w:u w:val="single"/>
           </w:rPr>
-          <w:t>約12:40</w:t>
+          <w:t>16:1–5</w:t>
         </w:r>
       </w:hyperlink>
       <w:r>
@@ -599,7 +1122,7 @@
         </w:rPr>
         <w:t>；</w:t>
       </w:r>
-      <w:hyperlink r:id="rId29">
+      <w:hyperlink r:id="rId37">
         <w:r>
           <w:rPr>
             <w:lang w:val="zh_TW" w:bidi="zh_TW"/>
@@ -608,30 +1131,16 @@
             <w:color w:val="0000EE"/>
             <w:u w:val="single"/>
           </w:rPr>
-          <w:t>徒28:27</w:t>
+          <w:t>羅2:25–29</w:t>
         </w:r>
       </w:hyperlink>
       <w:r>
         <w:rPr>
           <w:lang w:val="zh_TW" w:bidi="zh_TW"/>
         </w:rPr>
-        <w:t>）。人對自己的選擇要負責，但這些選擇並非單獨而來，乃是在神所創造並掌管的世界做出的決定。</w:t>
-      </w:r>
-    </w:p>
-    <w:p>
-      <w:pPr/>
-      <w:r>
-        <w:rPr>
-          <w:lang w:val="zh_TW" w:bidi="zh_TW"/>
-        </w:rPr>
-      </w:r>
-      <w:r>
-        <w:rPr>
-          <w:lang w:val="zh_TW" w:bidi="zh_TW"/>
-        </w:rPr>
-        <w:t>出埃及記強調神對法老的掌權，也清楚對比了兩種信仰體系：法老自以為是神，以為可以隨心所欲，但神顯明這並不正確。像所有受造之物一樣，法老的選擇是有限的。神表明，唯有祂真正獨立自主。祂是那位永恆的「我是（I Am）」（見</w:t>
-      </w:r>
-      <w:hyperlink r:id="rId30">
+        <w:t>；</w:t>
+      </w:r>
+      <w:hyperlink r:id="rId52">
         <w:r>
           <w:rPr>
             <w:lang w:val="zh_TW" w:bidi="zh_TW"/>
@@ -640,10 +1149,16 @@
             <w:color w:val="0000EE"/>
             <w:u w:val="single"/>
           </w:rPr>
-          <w:t>3:6–14，</w:t>
+          <w:t>林前7:17–19</w:t>
         </w:r>
       </w:hyperlink>
-      <w:hyperlink r:id="rId31">
+      <w:r>
+        <w:rPr>
+          <w:lang w:val="zh_TW" w:bidi="zh_TW"/>
+        </w:rPr>
+        <w:t>；</w:t>
+      </w:r>
+      <w:hyperlink r:id="rId53">
         <w:r>
           <w:rPr>
             <w:lang w:val="zh_TW" w:bidi="zh_TW"/>
@@ -652,570 +1167,7 @@
             <w:color w:val="0000EE"/>
             <w:u w:val="single"/>
           </w:rPr>
-          <w:t>6:2–8，</w:t>
-        </w:r>
-      </w:hyperlink>
-      <w:hyperlink r:id="rId32">
-        <w:r>
-          <w:rPr>
-            <w:lang w:val="zh_TW" w:bidi="zh_TW"/>
-          </w:rPr>
-          <w:rPr>
-            <w:color w:val="0000EE"/>
-            <w:u w:val="single"/>
-          </w:rPr>
-          <w:t>20:2，</w:t>
-        </w:r>
-      </w:hyperlink>
-      <w:hyperlink r:id="rId33">
-        <w:r>
-          <w:rPr>
-            <w:lang w:val="zh_TW" w:bidi="zh_TW"/>
-          </w:rPr>
-          <w:rPr>
-            <w:color w:val="0000EE"/>
-            <w:u w:val="single"/>
-          </w:rPr>
-          <w:t>34:6–7</w:t>
-        </w:r>
-      </w:hyperlink>
-      <w:r>
-        <w:rPr>
-          <w:lang w:val="zh_TW" w:bidi="zh_TW"/>
-        </w:rPr>
-        <w:t>；</w:t>
-      </w:r>
-      <w:hyperlink r:id="rId34">
-        <w:r>
-          <w:rPr>
-            <w:lang w:val="zh_TW" w:bidi="zh_TW"/>
-          </w:rPr>
-          <w:rPr>
-            <w:color w:val="0000EE"/>
-            <w:u w:val="single"/>
-          </w:rPr>
-          <w:t>賽45:3–7，</w:t>
-        </w:r>
-      </w:hyperlink>
-      <w:hyperlink r:id="rId35">
-        <w:r>
-          <w:rPr>
-            <w:lang w:val="zh_TW" w:bidi="zh_TW"/>
-          </w:rPr>
-          <w:rPr>
-            <w:color w:val="0000EE"/>
-            <w:u w:val="single"/>
-          </w:rPr>
-          <w:t>48:17</w:t>
-        </w:r>
-      </w:hyperlink>
-      <w:r>
-        <w:rPr>
-          <w:lang w:val="zh_TW" w:bidi="zh_TW"/>
-        </w:rPr>
-        <w:t>；</w:t>
-      </w:r>
-      <w:hyperlink r:id="rId36">
-        <w:r>
-          <w:rPr>
-            <w:lang w:val="zh_TW" w:bidi="zh_TW"/>
-          </w:rPr>
-          <w:rPr>
-            <w:color w:val="0000EE"/>
-            <w:u w:val="single"/>
-          </w:rPr>
-          <w:t>可14:62</w:t>
-        </w:r>
-      </w:hyperlink>
-      <w:r>
-        <w:rPr>
-          <w:lang w:val="zh_TW" w:bidi="zh_TW"/>
-        </w:rPr>
-        <w:t>；</w:t>
-      </w:r>
-      <w:hyperlink r:id="rId37">
-        <w:r>
-          <w:rPr>
-            <w:lang w:val="zh_TW" w:bidi="zh_TW"/>
-          </w:rPr>
-          <w:rPr>
-            <w:color w:val="0000EE"/>
-            <w:u w:val="single"/>
-          </w:rPr>
-          <w:t>約8:23–28</w:t>
-        </w:r>
-      </w:hyperlink>
-      <w:r>
-        <w:rPr>
-          <w:lang w:val="zh_TW" w:bidi="zh_TW"/>
-        </w:rPr>
-        <w:t>）。</w:t>
-      </w:r>
-    </w:p>
-    <w:p>
-      <w:pPr/>
-      <w:r>
-        <w:rPr>
-          <w:lang w:val="zh_TW" w:bidi="zh_TW"/>
-        </w:rPr>
-      </w:r>
-      <w:r>
-        <w:rPr>
-          <w:u w:val="single"/>
-          <w:lang w:val="zh_TW" w:bidi="zh_TW"/>
-        </w:rPr>
-        <w:t>進深研究的經文段落</w:t>
-      </w:r>
-    </w:p>
-    <w:p>
-      <w:pPr/>
-      <w:r>
-        <w:rPr>
-          <w:lang w:val="zh_TW" w:bidi="zh_TW"/>
-        </w:rPr>
-      </w:r>
-      <w:hyperlink r:id="rId38">
-        <w:r>
-          <w:rPr>
-            <w:lang w:val="zh_TW" w:bidi="zh_TW"/>
-          </w:rPr>
-          <w:rPr>
-            <w:color w:val="0000EE"/>
-            <w:u w:val="single"/>
-          </w:rPr>
-          <w:t>創8:21</w:t>
-        </w:r>
-      </w:hyperlink>
-      <w:r>
-        <w:rPr>
-          <w:lang w:val="zh_TW" w:bidi="zh_TW"/>
-        </w:rPr>
-        <w:t>；</w:t>
-      </w:r>
-      <w:hyperlink r:id="rId20">
-        <w:r>
-          <w:rPr>
-            <w:lang w:val="zh_TW" w:bidi="zh_TW"/>
-          </w:rPr>
-          <w:rPr>
-            <w:color w:val="0000EE"/>
-            <w:u w:val="single"/>
-          </w:rPr>
-          <w:t>出3:19，</w:t>
-        </w:r>
-      </w:hyperlink>
-      <w:hyperlink r:id="rId13">
-        <w:r>
-          <w:rPr>
-            <w:lang w:val="zh_TW" w:bidi="zh_TW"/>
-          </w:rPr>
-          <w:rPr>
-            <w:color w:val="0000EE"/>
-            <w:u w:val="single"/>
-          </w:rPr>
-          <w:t>4:21，</w:t>
-        </w:r>
-      </w:hyperlink>
-      <w:hyperlink r:id="rId21">
-        <w:r>
-          <w:rPr>
-            <w:lang w:val="zh_TW" w:bidi="zh_TW"/>
-          </w:rPr>
-          <w:rPr>
-            <w:color w:val="0000EE"/>
-            <w:u w:val="single"/>
-          </w:rPr>
-          <w:t>8:15</w:t>
-        </w:r>
-      </w:hyperlink>
-      <w:r>
-        <w:rPr>
-          <w:lang w:val="zh_TW" w:bidi="zh_TW"/>
-        </w:rPr>
-        <w:t>、</w:t>
-      </w:r>
-      <w:hyperlink r:id="rId23">
-        <w:r>
-          <w:rPr>
-            <w:lang w:val="zh_TW" w:bidi="zh_TW"/>
-          </w:rPr>
-          <w:rPr>
-            <w:color w:val="0000EE"/>
-            <w:u w:val="single"/>
-          </w:rPr>
-          <w:t>19</w:t>
-        </w:r>
-      </w:hyperlink>
-      <w:r>
-        <w:rPr>
-          <w:lang w:val="zh_TW" w:bidi="zh_TW"/>
-        </w:rPr>
-        <w:t>、</w:t>
-      </w:r>
-      <w:hyperlink r:id="rId22">
-        <w:r>
-          <w:rPr>
-            <w:lang w:val="zh_TW" w:bidi="zh_TW"/>
-          </w:rPr>
-          <w:rPr>
-            <w:color w:val="0000EE"/>
-            <w:u w:val="single"/>
-          </w:rPr>
-          <w:t>32，</w:t>
-        </w:r>
-      </w:hyperlink>
-      <w:hyperlink r:id="rId14">
-        <w:r>
-          <w:rPr>
-            <w:lang w:val="zh_TW" w:bidi="zh_TW"/>
-          </w:rPr>
-          <w:rPr>
-            <w:color w:val="0000EE"/>
-            <w:u w:val="single"/>
-          </w:rPr>
-          <w:t>9:12，</w:t>
-        </w:r>
-      </w:hyperlink>
-      <w:hyperlink r:id="rId15">
-        <w:r>
-          <w:rPr>
-            <w:lang w:val="zh_TW" w:bidi="zh_TW"/>
-          </w:rPr>
-          <w:rPr>
-            <w:color w:val="0000EE"/>
-            <w:u w:val="single"/>
-          </w:rPr>
-          <w:t>10:1</w:t>
-        </w:r>
-      </w:hyperlink>
-      <w:r>
-        <w:rPr>
-          <w:lang w:val="zh_TW" w:bidi="zh_TW"/>
-        </w:rPr>
-        <w:t>、</w:t>
-      </w:r>
-      <w:hyperlink r:id="rId16">
-        <w:r>
-          <w:rPr>
-            <w:lang w:val="zh_TW" w:bidi="zh_TW"/>
-          </w:rPr>
-          <w:rPr>
-            <w:color w:val="0000EE"/>
-            <w:u w:val="single"/>
-          </w:rPr>
-          <w:t>20，</w:t>
-        </w:r>
-      </w:hyperlink>
-      <w:hyperlink r:id="rId17">
-        <w:r>
-          <w:rPr>
-            <w:lang w:val="zh_TW" w:bidi="zh_TW"/>
-          </w:rPr>
-          <w:rPr>
-            <w:color w:val="0000EE"/>
-            <w:u w:val="single"/>
-          </w:rPr>
-          <w:t>11:10，</w:t>
-        </w:r>
-      </w:hyperlink>
-      <w:hyperlink r:id="rId18">
-        <w:r>
-          <w:rPr>
-            <w:lang w:val="zh_TW" w:bidi="zh_TW"/>
-          </w:rPr>
-          <w:rPr>
-            <w:color w:val="0000EE"/>
-            <w:u w:val="single"/>
-          </w:rPr>
-          <w:t>14:4</w:t>
-        </w:r>
-      </w:hyperlink>
-      <w:r>
-        <w:rPr>
-          <w:lang w:val="zh_TW" w:bidi="zh_TW"/>
-        </w:rPr>
-        <w:t>、</w:t>
-      </w:r>
-      <w:hyperlink r:id="rId19">
-        <w:r>
-          <w:rPr>
-            <w:lang w:val="zh_TW" w:bidi="zh_TW"/>
-          </w:rPr>
-          <w:rPr>
-            <w:color w:val="0000EE"/>
-            <w:u w:val="single"/>
-          </w:rPr>
-          <w:t>8</w:t>
-        </w:r>
-      </w:hyperlink>
-      <w:r>
-        <w:rPr>
-          <w:lang w:val="zh_TW" w:bidi="zh_TW"/>
-        </w:rPr>
-        <w:t>；</w:t>
-      </w:r>
-      <w:hyperlink r:id="rId39">
-        <w:r>
-          <w:rPr>
-            <w:lang w:val="zh_TW" w:bidi="zh_TW"/>
-          </w:rPr>
-          <w:rPr>
-            <w:color w:val="0000EE"/>
-            <w:u w:val="single"/>
-          </w:rPr>
-          <w:t>書11:19–20</w:t>
-        </w:r>
-      </w:hyperlink>
-      <w:r>
-        <w:rPr>
-          <w:lang w:val="zh_TW" w:bidi="zh_TW"/>
-        </w:rPr>
-        <w:t>；</w:t>
-      </w:r>
-      <w:hyperlink r:id="rId40">
-        <w:r>
-          <w:rPr>
-            <w:lang w:val="zh_TW" w:bidi="zh_TW"/>
-          </w:rPr>
-          <w:rPr>
-            <w:color w:val="0000EE"/>
-            <w:u w:val="single"/>
-          </w:rPr>
-          <w:t>代下36:11–13</w:t>
-        </w:r>
-      </w:hyperlink>
-      <w:r>
-        <w:rPr>
-          <w:lang w:val="zh_TW" w:bidi="zh_TW"/>
-        </w:rPr>
-        <w:t>；</w:t>
-      </w:r>
-      <w:hyperlink r:id="rId41">
-        <w:r>
-          <w:rPr>
-            <w:lang w:val="zh_TW" w:bidi="zh_TW"/>
-          </w:rPr>
-          <w:rPr>
-            <w:color w:val="0000EE"/>
-            <w:u w:val="single"/>
-          </w:rPr>
-          <w:t>詩95:8–11</w:t>
-        </w:r>
-      </w:hyperlink>
-      <w:r>
-        <w:rPr>
-          <w:lang w:val="zh_TW" w:bidi="zh_TW"/>
-        </w:rPr>
-        <w:t>；</w:t>
-      </w:r>
-      <w:hyperlink r:id="rId26">
-        <w:r>
-          <w:rPr>
-            <w:lang w:val="zh_TW" w:bidi="zh_TW"/>
-          </w:rPr>
-          <w:rPr>
-            <w:color w:val="0000EE"/>
-            <w:u w:val="single"/>
-          </w:rPr>
-          <w:t>賽6:9–10</w:t>
-        </w:r>
-      </w:hyperlink>
-      <w:r>
-        <w:rPr>
-          <w:lang w:val="zh_TW" w:bidi="zh_TW"/>
-        </w:rPr>
-        <w:t>；</w:t>
-      </w:r>
-      <w:hyperlink r:id="rId42">
-        <w:r>
-          <w:rPr>
-            <w:lang w:val="zh_TW" w:bidi="zh_TW"/>
-          </w:rPr>
-          <w:rPr>
-            <w:color w:val="0000EE"/>
-            <w:u w:val="single"/>
-          </w:rPr>
-          <w:t>結11:18–21，</w:t>
-        </w:r>
-      </w:hyperlink>
-      <w:hyperlink r:id="rId43">
-        <w:r>
-          <w:rPr>
-            <w:lang w:val="zh_TW" w:bidi="zh_TW"/>
-          </w:rPr>
-          <w:rPr>
-            <w:color w:val="0000EE"/>
-            <w:u w:val="single"/>
-          </w:rPr>
-          <w:t>36:22–27</w:t>
-        </w:r>
-      </w:hyperlink>
-      <w:r>
-        <w:rPr>
-          <w:lang w:val="zh_TW" w:bidi="zh_TW"/>
-        </w:rPr>
-        <w:t>；</w:t>
-      </w:r>
-      <w:hyperlink r:id="rId44">
-        <w:r>
-          <w:rPr>
-            <w:lang w:val="zh_TW" w:bidi="zh_TW"/>
-          </w:rPr>
-          <w:rPr>
-            <w:color w:val="0000EE"/>
-            <w:u w:val="single"/>
-          </w:rPr>
-          <w:t>太12:34–35，</w:t>
-        </w:r>
-      </w:hyperlink>
-      <w:hyperlink r:id="rId45">
-        <w:r>
-          <w:rPr>
-            <w:lang w:val="zh_TW" w:bidi="zh_TW"/>
-          </w:rPr>
-          <w:rPr>
-            <w:color w:val="0000EE"/>
-            <w:u w:val="single"/>
-          </w:rPr>
-          <w:t>13:10–17</w:t>
-        </w:r>
-      </w:hyperlink>
-      <w:r>
-        <w:rPr>
-          <w:lang w:val="zh_TW" w:bidi="zh_TW"/>
-        </w:rPr>
-        <w:t>；</w:t>
-      </w:r>
-      <w:hyperlink r:id="rId46">
-        <w:r>
-          <w:rPr>
-            <w:lang w:val="zh_TW" w:bidi="zh_TW"/>
-          </w:rPr>
-          <w:rPr>
-            <w:color w:val="0000EE"/>
-            <w:u w:val="single"/>
-          </w:rPr>
-          <w:t>路8:4–15</w:t>
-        </w:r>
-      </w:hyperlink>
-      <w:r>
-        <w:rPr>
-          <w:lang w:val="zh_TW" w:bidi="zh_TW"/>
-        </w:rPr>
-        <w:t>；</w:t>
-      </w:r>
-      <w:hyperlink r:id="rId47">
-        <w:r>
-          <w:rPr>
-            <w:lang w:val="zh_TW" w:bidi="zh_TW"/>
-          </w:rPr>
-          <w:rPr>
-            <w:color w:val="0000EE"/>
-            <w:u w:val="single"/>
-          </w:rPr>
-          <w:t>約12:37–40</w:t>
-        </w:r>
-      </w:hyperlink>
-      <w:r>
-        <w:rPr>
-          <w:lang w:val="zh_TW" w:bidi="zh_TW"/>
-        </w:rPr>
-        <w:t>；</w:t>
-      </w:r>
-      <w:hyperlink r:id="rId48">
-        <w:r>
-          <w:rPr>
-            <w:lang w:val="zh_TW" w:bidi="zh_TW"/>
-          </w:rPr>
-          <w:rPr>
-            <w:color w:val="0000EE"/>
-            <w:u w:val="single"/>
-          </w:rPr>
-          <w:t>徒28:23–28</w:t>
-        </w:r>
-      </w:hyperlink>
-      <w:r>
-        <w:rPr>
-          <w:lang w:val="zh_TW" w:bidi="zh_TW"/>
-        </w:rPr>
-        <w:t>；</w:t>
-      </w:r>
-      <w:hyperlink r:id="rId49">
-        <w:r>
-          <w:rPr>
-            <w:lang w:val="zh_TW" w:bidi="zh_TW"/>
-          </w:rPr>
-          <w:rPr>
-            <w:color w:val="0000EE"/>
-            <w:u w:val="single"/>
-          </w:rPr>
-          <w:t>羅2:14–16，</w:t>
-        </w:r>
-      </w:hyperlink>
-      <w:hyperlink r:id="rId50">
-        <w:r>
-          <w:rPr>
-            <w:lang w:val="zh_TW" w:bidi="zh_TW"/>
-          </w:rPr>
-          <w:rPr>
-            <w:color w:val="0000EE"/>
-            <w:u w:val="single"/>
-          </w:rPr>
-          <w:t>11:7–12</w:t>
-        </w:r>
-      </w:hyperlink>
-      <w:r>
-        <w:rPr>
-          <w:lang w:val="zh_TW" w:bidi="zh_TW"/>
-        </w:rPr>
-        <w:t>；</w:t>
-      </w:r>
-      <w:hyperlink r:id="rId51">
-        <w:r>
-          <w:rPr>
-            <w:lang w:val="zh_TW" w:bidi="zh_TW"/>
-          </w:rPr>
-          <w:rPr>
-            <w:color w:val="0000EE"/>
-            <w:u w:val="single"/>
-          </w:rPr>
-          <w:t>林後3:13–18</w:t>
-        </w:r>
-      </w:hyperlink>
-      <w:r>
-        <w:rPr>
-          <w:lang w:val="zh_TW" w:bidi="zh_TW"/>
-        </w:rPr>
-        <w:t>；</w:t>
-      </w:r>
-      <w:hyperlink r:id="rId52">
-        <w:r>
-          <w:rPr>
-            <w:lang w:val="zh_TW" w:bidi="zh_TW"/>
-          </w:rPr>
-          <w:rPr>
-            <w:color w:val="0000EE"/>
-            <w:u w:val="single"/>
-          </w:rPr>
-          <w:t>弗4:17–24</w:t>
-        </w:r>
-      </w:hyperlink>
-      <w:r>
-        <w:rPr>
-          <w:lang w:val="zh_TW" w:bidi="zh_TW"/>
-        </w:rPr>
-        <w:t>；</w:t>
-      </w:r>
-      <w:hyperlink r:id="rId53">
-        <w:r>
-          <w:rPr>
-            <w:lang w:val="zh_TW" w:bidi="zh_TW"/>
-          </w:rPr>
-          <w:rPr>
-            <w:color w:val="0000EE"/>
-            <w:u w:val="single"/>
-          </w:rPr>
-          <w:t>來3:6–19，</w:t>
+          <w:t>加5:1–6、</w:t>
         </w:r>
       </w:hyperlink>
       <w:hyperlink r:id="rId54">
@@ -1227,7 +1179,85 @@
             <w:color w:val="0000EE"/>
             <w:u w:val="single"/>
           </w:rPr>
-          <w:t>6:4–8</w:t>
+          <w:t>11–12，</w:t>
+        </w:r>
+      </w:hyperlink>
+      <w:hyperlink r:id="rId55">
+        <w:r>
+          <w:rPr>
+            <w:lang w:val="zh_TW" w:bidi="zh_TW"/>
+          </w:rPr>
+          <w:rPr>
+            <w:color w:val="0000EE"/>
+            <w:u w:val="single"/>
+          </w:rPr>
+          <w:t>6:12–16</w:t>
+        </w:r>
+      </w:hyperlink>
+      <w:r>
+        <w:rPr>
+          <w:lang w:val="zh_TW" w:bidi="zh_TW"/>
+        </w:rPr>
+        <w:t>；</w:t>
+      </w:r>
+      <w:hyperlink r:id="rId56">
+        <w:r>
+          <w:rPr>
+            <w:lang w:val="zh_TW" w:bidi="zh_TW"/>
+          </w:rPr>
+          <w:rPr>
+            <w:color w:val="0000EE"/>
+            <w:u w:val="single"/>
+          </w:rPr>
+          <w:t>弗2:11–18</w:t>
+        </w:r>
+      </w:hyperlink>
+      <w:r>
+        <w:rPr>
+          <w:lang w:val="zh_TW" w:bidi="zh_TW"/>
+        </w:rPr>
+        <w:t>；</w:t>
+      </w:r>
+      <w:hyperlink r:id="rId57">
+        <w:r>
+          <w:rPr>
+            <w:lang w:val="zh_TW" w:bidi="zh_TW"/>
+          </w:rPr>
+          <w:rPr>
+            <w:color w:val="0000EE"/>
+            <w:u w:val="single"/>
+          </w:rPr>
+          <w:t>腓3:2–7</w:t>
+        </w:r>
+      </w:hyperlink>
+      <w:r>
+        <w:rPr>
+          <w:lang w:val="zh_TW" w:bidi="zh_TW"/>
+        </w:rPr>
+        <w:t>；</w:t>
+      </w:r>
+      <w:hyperlink r:id="rId58">
+        <w:r>
+          <w:rPr>
+            <w:lang w:val="zh_TW" w:bidi="zh_TW"/>
+          </w:rPr>
+          <w:rPr>
+            <w:color w:val="0000EE"/>
+            <w:u w:val="single"/>
+          </w:rPr>
+          <w:t>西2:11，</w:t>
+        </w:r>
+      </w:hyperlink>
+      <w:hyperlink r:id="rId59">
+        <w:r>
+          <w:rPr>
+            <w:lang w:val="zh_TW" w:bidi="zh_TW"/>
+          </w:rPr>
+          <w:rPr>
+            <w:color w:val="0000EE"/>
+            <w:u w:val="single"/>
+          </w:rPr>
+          <w:t>3:11</w:t>
         </w:r>
       </w:hyperlink>
       <w:r>
@@ -3130,12 +3160,6 @@
   </w:num>
   <w:num w:numId="13" w16cid:durableId="592781308">
     <w:abstractNumId w:val="11"/>
-  </w:num>
-  <w:num w:numId="14">
-    <w:abstractNumId w:val="3"/>
-    <w:lvlOverride w:ilvl="0">
-      <w:startOverride w:val="1"/>
-    </w:lvlOverride>
   </w:num>
   <w:numIdMacAtCleanup w:val="10"/>
 </w:numbering>

--- a/zht/docx/021.content.docx
+++ b/zht/docx/021.content.docx
@@ -19,7 +19,7 @@
         <w:rPr>
           <w:lang w:val="zh_TW" w:bidi="zh_TW"/>
         </w:rPr>
-        <w:t>Resource: Tyndale Open Study Notes</w:t>
+        <w:t>Resource: Aquifer Open Study Notes (Themes)</w:t>
       </w:r>
       <w:r>
         <w:rPr>
@@ -112,7 +112,7 @@
         <w:rPr>
           <w:lang w:val="zh_TW" w:bidi="zh_TW"/>
         </w:rPr>
-        <w:t>Tyndale Open Study Notes</w:t>
+        <w:t>Aquifer Open Study Notes (Themes)</w:t>
       </w:r>
     </w:p>
     <w:p>

--- a/zht/docx/021.content.docx
+++ b/zht/docx/021.content.docx
@@ -233,18 +233,12 @@
         </w:rPr>
         <w:t>許多古代文化都有行割禮的習俗，即割除男性包皮（見</w:t>
       </w:r>
-      <w:hyperlink r:id="rId13">
-        <w:r>
-          <w:rPr>
-            <w:lang w:val="zh_TW" w:bidi="zh_TW"/>
-          </w:rPr>
-          <w:rPr>
-            <w:color w:val="0000EE"/>
-            <w:u w:val="single"/>
-          </w:rPr>
-          <w:t>耶9:25–26</w:t>
-        </w:r>
-      </w:hyperlink>
+      <w:r>
+        <w:rPr>
+          <w:lang w:val="zh_TW" w:bidi="zh_TW"/>
+        </w:rPr>
+        <w:t>耶9:25–26</w:t>
+      </w:r>
       <w:r>
         <w:rPr>
           <w:lang w:val="zh_TW" w:bidi="zh_TW"/>
@@ -265,78 +259,48 @@
         </w:rPr>
         <w:t>神揀選割禮作為立約的記號（特別的約定），其焦點是後裔。神應許要使亞伯拉罕和他的後裔成為大國，並藉他們救贖外邦萬民（</w:t>
       </w:r>
-      <w:hyperlink r:id="rId14">
-        <w:r>
-          <w:rPr>
-            <w:lang w:val="zh_TW" w:bidi="zh_TW"/>
-          </w:rPr>
-          <w:rPr>
-            <w:color w:val="0000EE"/>
-            <w:u w:val="single"/>
-          </w:rPr>
-          <w:t>創12:2、</w:t>
-        </w:r>
-      </w:hyperlink>
-      <w:hyperlink r:id="rId15">
-        <w:r>
-          <w:rPr>
-            <w:lang w:val="zh_TW" w:bidi="zh_TW"/>
-          </w:rPr>
-          <w:rPr>
-            <w:color w:val="0000EE"/>
-            <w:u w:val="single"/>
-          </w:rPr>
-          <w:t>3，</w:t>
-        </w:r>
-      </w:hyperlink>
-      <w:hyperlink r:id="rId16">
-        <w:r>
-          <w:rPr>
-            <w:lang w:val="zh_TW" w:bidi="zh_TW"/>
-          </w:rPr>
-          <w:rPr>
-            <w:color w:val="0000EE"/>
-            <w:u w:val="single"/>
-          </w:rPr>
-          <w:t>17:3–6</w:t>
-        </w:r>
-      </w:hyperlink>
+      <w:r>
+        <w:rPr>
+          <w:lang w:val="zh_TW" w:bidi="zh_TW"/>
+        </w:rPr>
+        <w:t>創12:2、</w:t>
+      </w:r>
+      <w:r>
+        <w:rPr>
+          <w:lang w:val="zh_TW" w:bidi="zh_TW"/>
+        </w:rPr>
+        <w:t>3，</w:t>
+      </w:r>
+      <w:r>
+        <w:rPr>
+          <w:lang w:val="zh_TW" w:bidi="zh_TW"/>
+        </w:rPr>
+        <w:t>17:3–6</w:t>
+      </w:r>
       <w:r>
         <w:rPr>
           <w:lang w:val="zh_TW" w:bidi="zh_TW"/>
         </w:rPr>
         <w:t>；見</w:t>
       </w:r>
-      <w:hyperlink r:id="rId17">
-        <w:r>
-          <w:rPr>
-            <w:lang w:val="zh_TW" w:bidi="zh_TW"/>
-          </w:rPr>
-          <w:rPr>
-            <w:color w:val="0000EE"/>
-            <w:u w:val="single"/>
-          </w:rPr>
-          <w:t>加3:8–9</w:t>
-        </w:r>
-      </w:hyperlink>
+      <w:r>
+        <w:rPr>
+          <w:lang w:val="zh_TW" w:bidi="zh_TW"/>
+        </w:rPr>
+        <w:t>加3:8–9</w:t>
+      </w:r>
       <w:r>
         <w:rPr>
           <w:lang w:val="zh_TW" w:bidi="zh_TW"/>
         </w:rPr>
         <w:t>）。割禮是神在人體上所立的記號，表明亞伯拉罕和他的後裔屬乎神（</w:t>
       </w:r>
-      <w:hyperlink r:id="rId18">
-        <w:r>
-          <w:rPr>
-            <w:lang w:val="zh_TW" w:bidi="zh_TW"/>
-          </w:rPr>
-          <w:rPr>
-            <w:color w:val="0000EE"/>
-            <w:u w:val="single"/>
-          </w:rPr>
-          <w:t>創17:9–14</w:t>
-        </w:r>
-      </w:hyperlink>
+      <w:r>
+        <w:rPr>
+          <w:lang w:val="zh_TW" w:bidi="zh_TW"/>
+        </w:rPr>
+        <w:t>創17:9–14</w:t>
+      </w:r>
       <w:r>
         <w:rPr>
           <w:lang w:val="zh_TW" w:bidi="zh_TW"/>
@@ -357,90 +321,60 @@
         </w:rPr>
         <w:t>成年男子在加入立約群體時會受割禮（</w:t>
       </w:r>
-      <w:hyperlink r:id="rId19">
-        <w:r>
-          <w:rPr>
-            <w:lang w:val="zh_TW" w:bidi="zh_TW"/>
-          </w:rPr>
-          <w:rPr>
-            <w:color w:val="0000EE"/>
-            <w:u w:val="single"/>
-          </w:rPr>
-          <w:t>創17:23–27</w:t>
-        </w:r>
-      </w:hyperlink>
+      <w:r>
+        <w:rPr>
+          <w:lang w:val="zh_TW" w:bidi="zh_TW"/>
+        </w:rPr>
+        <w:t>創17:23–27</w:t>
+      </w:r>
       <w:r>
         <w:rPr>
           <w:lang w:val="zh_TW" w:bidi="zh_TW"/>
         </w:rPr>
         <w:t>；</w:t>
       </w:r>
-      <w:hyperlink r:id="rId20">
-        <w:r>
-          <w:rPr>
-            <w:lang w:val="zh_TW" w:bidi="zh_TW"/>
-          </w:rPr>
-          <w:rPr>
-            <w:color w:val="0000EE"/>
-            <w:u w:val="single"/>
-          </w:rPr>
-          <w:t>出12:48</w:t>
-        </w:r>
-      </w:hyperlink>
+      <w:r>
+        <w:rPr>
+          <w:lang w:val="zh_TW" w:bidi="zh_TW"/>
+        </w:rPr>
+        <w:t>出12:48</w:t>
+      </w:r>
       <w:r>
         <w:rPr>
           <w:lang w:val="zh_TW" w:bidi="zh_TW"/>
         </w:rPr>
         <w:t>；</w:t>
       </w:r>
-      <w:hyperlink r:id="rId21">
-        <w:r>
-          <w:rPr>
-            <w:lang w:val="zh_TW" w:bidi="zh_TW"/>
-          </w:rPr>
-          <w:rPr>
-            <w:color w:val="0000EE"/>
-            <w:u w:val="single"/>
-          </w:rPr>
-          <w:t>書5:3–7</w:t>
-        </w:r>
-      </w:hyperlink>
+      <w:r>
+        <w:rPr>
+          <w:lang w:val="zh_TW" w:bidi="zh_TW"/>
+        </w:rPr>
+        <w:t>書5:3–7</w:t>
+      </w:r>
       <w:r>
         <w:rPr>
           <w:lang w:val="zh_TW" w:bidi="zh_TW"/>
         </w:rPr>
         <w:t>），不過，多數情況下是為嬰孩施行割禮（</w:t>
       </w:r>
-      <w:hyperlink r:id="rId22">
-        <w:r>
-          <w:rPr>
-            <w:lang w:val="zh_TW" w:bidi="zh_TW"/>
-          </w:rPr>
-          <w:rPr>
-            <w:color w:val="0000EE"/>
-            <w:u w:val="single"/>
-          </w:rPr>
-          <w:t>創21:4</w:t>
-        </w:r>
-      </w:hyperlink>
+      <w:r>
+        <w:rPr>
+          <w:lang w:val="zh_TW" w:bidi="zh_TW"/>
+        </w:rPr>
+        <w:t>創21:4</w:t>
+      </w:r>
       <w:r>
         <w:rPr>
           <w:lang w:val="zh_TW" w:bidi="zh_TW"/>
         </w:rPr>
         <w:t>；</w:t>
       </w:r>
-      <w:hyperlink r:id="rId23">
-        <w:r>
-          <w:rPr>
-            <w:lang w:val="zh_TW" w:bidi="zh_TW"/>
-          </w:rPr>
-          <w:rPr>
-            <w:color w:val="0000EE"/>
-            <w:u w:val="single"/>
-          </w:rPr>
-          <w:t>利12:3</w:t>
-        </w:r>
-      </w:hyperlink>
+      <w:r>
+        <w:rPr>
+          <w:lang w:val="zh_TW" w:bidi="zh_TW"/>
+        </w:rPr>
+        <w:t>利12:3</w:t>
+      </w:r>
       <w:r>
         <w:rPr>
           <w:lang w:val="zh_TW" w:bidi="zh_TW"/>
@@ -461,54 +395,36 @@
         </w:rPr>
         <w:t>信心是領受神祝福的必要條件。這點從以實瑪利與以撒、以掃與雅各，以及約瑟與他的兄弟們的差異中看出來。非以色列人也可以加入以色列的約（</w:t>
       </w:r>
-      <w:hyperlink r:id="rId20">
-        <w:r>
-          <w:rPr>
-            <w:lang w:val="zh_TW" w:bidi="zh_TW"/>
-          </w:rPr>
-          <w:rPr>
-            <w:color w:val="0000EE"/>
-            <w:u w:val="single"/>
-          </w:rPr>
-          <w:t>出12:48</w:t>
-        </w:r>
-      </w:hyperlink>
+      <w:r>
+        <w:rPr>
+          <w:lang w:val="zh_TW" w:bidi="zh_TW"/>
+        </w:rPr>
+        <w:t>出12:48</w:t>
+      </w:r>
       <w:r>
         <w:rPr>
           <w:lang w:val="zh_TW" w:bidi="zh_TW"/>
         </w:rPr>
         <w:t>；參</w:t>
       </w:r>
-      <w:hyperlink r:id="rId24">
-        <w:r>
-          <w:rPr>
-            <w:lang w:val="zh_TW" w:bidi="zh_TW"/>
-          </w:rPr>
-          <w:rPr>
-            <w:color w:val="0000EE"/>
-            <w:u w:val="single"/>
-          </w:rPr>
-          <w:t>創34:15–24</w:t>
-        </w:r>
-      </w:hyperlink>
+      <w:r>
+        <w:rPr>
+          <w:lang w:val="zh_TW" w:bidi="zh_TW"/>
+        </w:rPr>
+        <w:t>創34:15–24</w:t>
+      </w:r>
       <w:r>
         <w:rPr>
           <w:lang w:val="zh_TW" w:bidi="zh_TW"/>
         </w:rPr>
         <w:t>）。割禮成了他們加入敬拜群體的記號（例如，</w:t>
       </w:r>
-      <w:hyperlink r:id="rId25">
-        <w:r>
-          <w:rPr>
-            <w:lang w:val="zh_TW" w:bidi="zh_TW"/>
-          </w:rPr>
-          <w:rPr>
-            <w:color w:val="0000EE"/>
-            <w:u w:val="single"/>
-          </w:rPr>
-          <w:t>出12:44</w:t>
-        </w:r>
-      </w:hyperlink>
+      <w:r>
+        <w:rPr>
+          <w:lang w:val="zh_TW" w:bidi="zh_TW"/>
+        </w:rPr>
+        <w:t>出12:44</w:t>
+      </w:r>
       <w:r>
         <w:rPr>
           <w:lang w:val="zh_TW" w:bidi="zh_TW"/>
@@ -555,18 +471,12 @@
         </w:rPr>
         <w:t>」），因他違背了神的命令（</w:t>
       </w:r>
-      <w:hyperlink r:id="rId26">
-        <w:r>
-          <w:rPr>
-            <w:lang w:val="zh_TW" w:bidi="zh_TW"/>
-          </w:rPr>
-          <w:rPr>
-            <w:color w:val="0000EE"/>
-            <w:u w:val="single"/>
-          </w:rPr>
-          <w:t>創17:14</w:t>
-        </w:r>
-      </w:hyperlink>
+      <w:r>
+        <w:rPr>
+          <w:lang w:val="zh_TW" w:bidi="zh_TW"/>
+        </w:rPr>
+        <w:t>創17:14</w:t>
+      </w:r>
       <w:r>
         <w:rPr>
           <w:lang w:val="zh_TW" w:bidi="zh_TW"/>
@@ -587,144 +497,90 @@
         </w:rPr>
         <w:t>割禮象徵與世界的分別、潔淨，以及對約的忠誠，也成了「心受割禮」的重要隱喻。這是指一顆願意歸向神、為神所分別的心，而不是剛硬悖逆的心（</w:t>
       </w:r>
-      <w:hyperlink r:id="rId27">
-        <w:r>
-          <w:rPr>
-            <w:lang w:val="zh_TW" w:bidi="zh_TW"/>
-          </w:rPr>
-          <w:rPr>
-            <w:color w:val="0000EE"/>
-            <w:u w:val="single"/>
-          </w:rPr>
-          <w:t>利26:41</w:t>
-        </w:r>
-      </w:hyperlink>
+      <w:r>
+        <w:rPr>
+          <w:lang w:val="zh_TW" w:bidi="zh_TW"/>
+        </w:rPr>
+        <w:t>利26:41</w:t>
+      </w:r>
       <w:r>
         <w:rPr>
           <w:lang w:val="zh_TW" w:bidi="zh_TW"/>
         </w:rPr>
         <w:t>；</w:t>
       </w:r>
-      <w:hyperlink r:id="rId28">
-        <w:r>
-          <w:rPr>
-            <w:lang w:val="zh_TW" w:bidi="zh_TW"/>
-          </w:rPr>
-          <w:rPr>
-            <w:color w:val="0000EE"/>
-            <w:u w:val="single"/>
-          </w:rPr>
-          <w:t>申30:6</w:t>
-        </w:r>
-      </w:hyperlink>
+      <w:r>
+        <w:rPr>
+          <w:lang w:val="zh_TW" w:bidi="zh_TW"/>
+        </w:rPr>
+        <w:t>申30:6</w:t>
+      </w:r>
       <w:r>
         <w:rPr>
           <w:lang w:val="zh_TW" w:bidi="zh_TW"/>
         </w:rPr>
         <w:t>；</w:t>
       </w:r>
-      <w:hyperlink r:id="rId29">
-        <w:r>
-          <w:rPr>
-            <w:lang w:val="zh_TW" w:bidi="zh_TW"/>
-          </w:rPr>
-          <w:rPr>
-            <w:color w:val="0000EE"/>
-            <w:u w:val="single"/>
-          </w:rPr>
-          <w:t>耶4:4，</w:t>
-        </w:r>
-      </w:hyperlink>
-      <w:hyperlink r:id="rId30">
-        <w:r>
-          <w:rPr>
-            <w:lang w:val="zh_TW" w:bidi="zh_TW"/>
-          </w:rPr>
-          <w:rPr>
-            <w:color w:val="0000EE"/>
-            <w:u w:val="single"/>
-          </w:rPr>
-          <w:t>9:26</w:t>
-        </w:r>
-      </w:hyperlink>
+      <w:r>
+        <w:rPr>
+          <w:lang w:val="zh_TW" w:bidi="zh_TW"/>
+        </w:rPr>
+        <w:t>耶4:4，</w:t>
+      </w:r>
+      <w:r>
+        <w:rPr>
+          <w:lang w:val="zh_TW" w:bidi="zh_TW"/>
+        </w:rPr>
+        <w:t>9:26</w:t>
+      </w:r>
       <w:r>
         <w:rPr>
           <w:lang w:val="zh_TW" w:bidi="zh_TW"/>
         </w:rPr>
         <w:t>；</w:t>
       </w:r>
-      <w:hyperlink r:id="rId31">
-        <w:r>
-          <w:rPr>
-            <w:lang w:val="zh_TW" w:bidi="zh_TW"/>
-          </w:rPr>
-          <w:rPr>
-            <w:color w:val="0000EE"/>
-            <w:u w:val="single"/>
-          </w:rPr>
-          <w:t>弗2:11</w:t>
-        </w:r>
-      </w:hyperlink>
+      <w:r>
+        <w:rPr>
+          <w:lang w:val="zh_TW" w:bidi="zh_TW"/>
+        </w:rPr>
+        <w:t>弗2:11</w:t>
+      </w:r>
       <w:r>
         <w:rPr>
           <w:lang w:val="zh_TW" w:bidi="zh_TW"/>
         </w:rPr>
         <w:t>）。心受割禮顯出真正的救恩，與神有真實的交通（見</w:t>
       </w:r>
-      <w:hyperlink r:id="rId32">
-        <w:r>
-          <w:rPr>
-            <w:lang w:val="zh_TW" w:bidi="zh_TW"/>
-          </w:rPr>
-          <w:rPr>
-            <w:color w:val="0000EE"/>
-            <w:u w:val="single"/>
-          </w:rPr>
-          <w:t>結18:31–32，</w:t>
-        </w:r>
-      </w:hyperlink>
-      <w:hyperlink r:id="rId33">
-        <w:r>
-          <w:rPr>
-            <w:lang w:val="zh_TW" w:bidi="zh_TW"/>
-          </w:rPr>
-          <w:rPr>
-            <w:color w:val="0000EE"/>
-            <w:u w:val="single"/>
-          </w:rPr>
-          <w:t>36:25–27</w:t>
-        </w:r>
-      </w:hyperlink>
+      <w:r>
+        <w:rPr>
+          <w:lang w:val="zh_TW" w:bidi="zh_TW"/>
+        </w:rPr>
+        <w:t>結18:31–32，</w:t>
+      </w:r>
+      <w:r>
+        <w:rPr>
+          <w:lang w:val="zh_TW" w:bidi="zh_TW"/>
+        </w:rPr>
+        <w:t>36:25–27</w:t>
+      </w:r>
       <w:r>
         <w:rPr>
           <w:lang w:val="zh_TW" w:bidi="zh_TW"/>
         </w:rPr>
         <w:t>；</w:t>
       </w:r>
-      <w:hyperlink r:id="rId34">
-        <w:r>
-          <w:rPr>
-            <w:lang w:val="zh_TW" w:bidi="zh_TW"/>
-          </w:rPr>
-          <w:rPr>
-            <w:color w:val="0000EE"/>
-            <w:u w:val="single"/>
-          </w:rPr>
-          <w:t>羅2:28–29，</w:t>
-        </w:r>
-      </w:hyperlink>
-      <w:hyperlink r:id="rId35">
-        <w:r>
-          <w:rPr>
-            <w:lang w:val="zh_TW" w:bidi="zh_TW"/>
-          </w:rPr>
-          <w:rPr>
-            <w:color w:val="0000EE"/>
-            <w:u w:val="single"/>
-          </w:rPr>
-          <w:t>4:11</w:t>
-        </w:r>
-      </w:hyperlink>
+      <w:r>
+        <w:rPr>
+          <w:lang w:val="zh_TW" w:bidi="zh_TW"/>
+        </w:rPr>
+        <w:t>羅2:28–29，</w:t>
+      </w:r>
+      <w:r>
+        <w:rPr>
+          <w:lang w:val="zh_TW" w:bidi="zh_TW"/>
+        </w:rPr>
+        <w:t>4:11</w:t>
+      </w:r>
       <w:r>
         <w:rPr>
           <w:lang w:val="zh_TW" w:bidi="zh_TW"/>
@@ -745,138 +601,90 @@
         </w:rPr>
         <w:t>當耶穌基督設立神的新約時，祂已成全了舊約的一切要求。外邦基督徒不再需要受割禮，因為信靠耶穌，就使他們成為神的子民（</w:t>
       </w:r>
-      <w:hyperlink r:id="rId36">
-        <w:r>
-          <w:rPr>
-            <w:lang w:val="zh_TW" w:bidi="zh_TW"/>
-          </w:rPr>
-          <w:rPr>
-            <w:color w:val="0000EE"/>
-            <w:u w:val="single"/>
-          </w:rPr>
-          <w:t>徒15:1–29</w:t>
-        </w:r>
-      </w:hyperlink>
+      <w:r>
+        <w:rPr>
+          <w:lang w:val="zh_TW" w:bidi="zh_TW"/>
+        </w:rPr>
+        <w:t>徒15:1–29</w:t>
+      </w:r>
       <w:r>
         <w:rPr>
           <w:lang w:val="zh_TW" w:bidi="zh_TW"/>
         </w:rPr>
         <w:t>；</w:t>
       </w:r>
-      <w:hyperlink r:id="rId37">
-        <w:r>
-          <w:rPr>
-            <w:lang w:val="zh_TW" w:bidi="zh_TW"/>
-          </w:rPr>
-          <w:rPr>
-            <w:color w:val="0000EE"/>
-            <w:u w:val="single"/>
-          </w:rPr>
-          <w:t>羅2:25–29</w:t>
-        </w:r>
-      </w:hyperlink>
+      <w:r>
+        <w:rPr>
+          <w:lang w:val="zh_TW" w:bidi="zh_TW"/>
+        </w:rPr>
+        <w:t>羅2:25–29</w:t>
+      </w:r>
       <w:r>
         <w:rPr>
           <w:lang w:val="zh_TW" w:bidi="zh_TW"/>
         </w:rPr>
         <w:t>；</w:t>
       </w:r>
-      <w:hyperlink r:id="rId38">
-        <w:r>
-          <w:rPr>
-            <w:lang w:val="zh_TW" w:bidi="zh_TW"/>
-          </w:rPr>
-          <w:rPr>
-            <w:color w:val="0000EE"/>
-            <w:u w:val="single"/>
-          </w:rPr>
-          <w:t>加2:1–10，</w:t>
-        </w:r>
-      </w:hyperlink>
-      <w:hyperlink r:id="rId39">
-        <w:r>
-          <w:rPr>
-            <w:lang w:val="zh_TW" w:bidi="zh_TW"/>
-          </w:rPr>
-          <w:rPr>
-            <w:color w:val="0000EE"/>
-            <w:u w:val="single"/>
-          </w:rPr>
-          <w:t>6:15</w:t>
-        </w:r>
-      </w:hyperlink>
+      <w:r>
+        <w:rPr>
+          <w:lang w:val="zh_TW" w:bidi="zh_TW"/>
+        </w:rPr>
+        <w:t>加2:1–10，</w:t>
+      </w:r>
+      <w:r>
+        <w:rPr>
+          <w:lang w:val="zh_TW" w:bidi="zh_TW"/>
+        </w:rPr>
+        <w:t>6:15</w:t>
+      </w:r>
       <w:r>
         <w:rPr>
           <w:lang w:val="zh_TW" w:bidi="zh_TW"/>
         </w:rPr>
         <w:t>；</w:t>
       </w:r>
-      <w:hyperlink r:id="rId40">
-        <w:r>
-          <w:rPr>
-            <w:lang w:val="zh_TW" w:bidi="zh_TW"/>
-          </w:rPr>
-          <w:rPr>
-            <w:color w:val="0000EE"/>
-            <w:u w:val="single"/>
-          </w:rPr>
-          <w:t>西2:11–12</w:t>
-        </w:r>
-      </w:hyperlink>
+      <w:r>
+        <w:rPr>
+          <w:lang w:val="zh_TW" w:bidi="zh_TW"/>
+        </w:rPr>
+        <w:t>西2:11–12</w:t>
+      </w:r>
       <w:r>
         <w:rPr>
           <w:lang w:val="zh_TW" w:bidi="zh_TW"/>
         </w:rPr>
         <w:t>）。人必須信靠神與祂的應許，棄絕罪惡行為與世俗風俗，藉著信心活出新生命（見</w:t>
       </w:r>
-      <w:hyperlink r:id="rId41">
-        <w:r>
-          <w:rPr>
-            <w:lang w:val="zh_TW" w:bidi="zh_TW"/>
-          </w:rPr>
-          <w:rPr>
-            <w:color w:val="0000EE"/>
-            <w:u w:val="single"/>
-          </w:rPr>
-          <w:t>耶31:33–34</w:t>
-        </w:r>
-      </w:hyperlink>
+      <w:r>
+        <w:rPr>
+          <w:lang w:val="zh_TW" w:bidi="zh_TW"/>
+        </w:rPr>
+        <w:t>耶31:33–34</w:t>
+      </w:r>
       <w:r>
         <w:rPr>
           <w:lang w:val="zh_TW" w:bidi="zh_TW"/>
         </w:rPr>
         <w:t>；</w:t>
       </w:r>
-      <w:hyperlink r:id="rId42">
-        <w:r>
-          <w:rPr>
-            <w:lang w:val="zh_TW" w:bidi="zh_TW"/>
-          </w:rPr>
-          <w:rPr>
-            <w:color w:val="0000EE"/>
-            <w:u w:val="single"/>
-          </w:rPr>
-          <w:t>羅8:1–17</w:t>
-        </w:r>
-      </w:hyperlink>
+      <w:r>
+        <w:rPr>
+          <w:lang w:val="zh_TW" w:bidi="zh_TW"/>
+        </w:rPr>
+        <w:t>羅8:1–17</w:t>
+      </w:r>
       <w:r>
         <w:rPr>
           <w:lang w:val="zh_TW" w:bidi="zh_TW"/>
         </w:rPr>
         <w:t>；</w:t>
       </w:r>
-      <w:hyperlink r:id="rId43">
-        <w:r>
-          <w:rPr>
-            <w:lang w:val="zh_TW" w:bidi="zh_TW"/>
-          </w:rPr>
-          <w:rPr>
-            <w:color w:val="0000EE"/>
-            <w:u w:val="single"/>
-          </w:rPr>
-          <w:t>加5:16–6:10</w:t>
-        </w:r>
-      </w:hyperlink>
+      <w:r>
+        <w:rPr>
+          <w:lang w:val="zh_TW" w:bidi="zh_TW"/>
+        </w:rPr>
+        <w:t>加5:16–6:10</w:t>
+      </w:r>
       <w:r>
         <w:rPr>
           <w:lang w:val="zh_TW" w:bidi="zh_TW"/>
@@ -906,360 +714,222 @@
           <w:lang w:val="zh_TW" w:bidi="zh_TW"/>
         </w:rPr>
       </w:r>
-      <w:hyperlink r:id="rId18">
-        <w:r>
-          <w:rPr>
-            <w:lang w:val="zh_TW" w:bidi="zh_TW"/>
-          </w:rPr>
-          <w:rPr>
-            <w:color w:val="0000EE"/>
-            <w:u w:val="single"/>
-          </w:rPr>
-          <w:t>創17:9–14、</w:t>
-        </w:r>
-      </w:hyperlink>
-      <w:hyperlink r:id="rId19">
-        <w:r>
-          <w:rPr>
-            <w:lang w:val="zh_TW" w:bidi="zh_TW"/>
-          </w:rPr>
-          <w:rPr>
-            <w:color w:val="0000EE"/>
-            <w:u w:val="single"/>
-          </w:rPr>
-          <w:t>23–27，</w:t>
-        </w:r>
-      </w:hyperlink>
-      <w:hyperlink r:id="rId22">
-        <w:r>
-          <w:rPr>
-            <w:lang w:val="zh_TW" w:bidi="zh_TW"/>
-          </w:rPr>
-          <w:rPr>
-            <w:color w:val="0000EE"/>
-            <w:u w:val="single"/>
-          </w:rPr>
-          <w:t>21:4，</w:t>
-        </w:r>
-      </w:hyperlink>
-      <w:hyperlink r:id="rId44">
-        <w:r>
-          <w:rPr>
-            <w:lang w:val="zh_TW" w:bidi="zh_TW"/>
-          </w:rPr>
-          <w:rPr>
-            <w:color w:val="0000EE"/>
-            <w:u w:val="single"/>
-          </w:rPr>
-          <w:t>34:1–26</w:t>
-        </w:r>
-      </w:hyperlink>
+      <w:r>
+        <w:rPr>
+          <w:lang w:val="zh_TW" w:bidi="zh_TW"/>
+        </w:rPr>
+        <w:t>創17:9–14、</w:t>
+      </w:r>
+      <w:r>
+        <w:rPr>
+          <w:lang w:val="zh_TW" w:bidi="zh_TW"/>
+        </w:rPr>
+        <w:t>23–27，</w:t>
+      </w:r>
+      <w:r>
+        <w:rPr>
+          <w:lang w:val="zh_TW" w:bidi="zh_TW"/>
+        </w:rPr>
+        <w:t>21:4，</w:t>
+      </w:r>
+      <w:r>
+        <w:rPr>
+          <w:lang w:val="zh_TW" w:bidi="zh_TW"/>
+        </w:rPr>
+        <w:t>34:1–26</w:t>
+      </w:r>
       <w:r>
         <w:rPr>
           <w:lang w:val="zh_TW" w:bidi="zh_TW"/>
         </w:rPr>
         <w:t>；</w:t>
       </w:r>
-      <w:hyperlink r:id="rId45">
-        <w:r>
-          <w:rPr>
-            <w:lang w:val="zh_TW" w:bidi="zh_TW"/>
-          </w:rPr>
-          <w:rPr>
-            <w:color w:val="0000EE"/>
-            <w:u w:val="single"/>
-          </w:rPr>
-          <w:t>出4:24–26，</w:t>
-        </w:r>
-      </w:hyperlink>
-      <w:hyperlink r:id="rId20">
-        <w:r>
-          <w:rPr>
-            <w:lang w:val="zh_TW" w:bidi="zh_TW"/>
-          </w:rPr>
-          <w:rPr>
-            <w:color w:val="0000EE"/>
-            <w:u w:val="single"/>
-          </w:rPr>
-          <w:t>12:48</w:t>
-        </w:r>
-      </w:hyperlink>
+      <w:r>
+        <w:rPr>
+          <w:lang w:val="zh_TW" w:bidi="zh_TW"/>
+        </w:rPr>
+        <w:t>出4:24–26，</w:t>
+      </w:r>
+      <w:r>
+        <w:rPr>
+          <w:lang w:val="zh_TW" w:bidi="zh_TW"/>
+        </w:rPr>
+        <w:t>12:48</w:t>
+      </w:r>
       <w:r>
         <w:rPr>
           <w:lang w:val="zh_TW" w:bidi="zh_TW"/>
         </w:rPr>
         <w:t>；</w:t>
       </w:r>
-      <w:hyperlink r:id="rId23">
-        <w:r>
-          <w:rPr>
-            <w:lang w:val="zh_TW" w:bidi="zh_TW"/>
-          </w:rPr>
-          <w:rPr>
-            <w:color w:val="0000EE"/>
-            <w:u w:val="single"/>
-          </w:rPr>
-          <w:t>利12:3</w:t>
-        </w:r>
-      </w:hyperlink>
+      <w:r>
+        <w:rPr>
+          <w:lang w:val="zh_TW" w:bidi="zh_TW"/>
+        </w:rPr>
+        <w:t>利12:3</w:t>
+      </w:r>
       <w:r>
         <w:rPr>
           <w:lang w:val="zh_TW" w:bidi="zh_TW"/>
         </w:rPr>
         <w:t>；</w:t>
       </w:r>
-      <w:hyperlink r:id="rId46">
-        <w:r>
-          <w:rPr>
-            <w:lang w:val="zh_TW" w:bidi="zh_TW"/>
-          </w:rPr>
-          <w:rPr>
-            <w:color w:val="0000EE"/>
-            <w:u w:val="single"/>
-          </w:rPr>
-          <w:t>書5:2–8</w:t>
-        </w:r>
-      </w:hyperlink>
+      <w:r>
+        <w:rPr>
+          <w:lang w:val="zh_TW" w:bidi="zh_TW"/>
+        </w:rPr>
+        <w:t>書5:2–8</w:t>
+      </w:r>
       <w:r>
         <w:rPr>
           <w:lang w:val="zh_TW" w:bidi="zh_TW"/>
         </w:rPr>
         <w:t>；</w:t>
       </w:r>
-      <w:hyperlink r:id="rId13">
-        <w:r>
-          <w:rPr>
-            <w:lang w:val="zh_TW" w:bidi="zh_TW"/>
-          </w:rPr>
-          <w:rPr>
-            <w:color w:val="0000EE"/>
-            <w:u w:val="single"/>
-          </w:rPr>
-          <w:t>耶9:25–26</w:t>
-        </w:r>
-      </w:hyperlink>
+      <w:r>
+        <w:rPr>
+          <w:lang w:val="zh_TW" w:bidi="zh_TW"/>
+        </w:rPr>
+        <w:t>耶9:25–26</w:t>
+      </w:r>
       <w:r>
         <w:rPr>
           <w:lang w:val="zh_TW" w:bidi="zh_TW"/>
         </w:rPr>
         <w:t>；</w:t>
       </w:r>
-      <w:hyperlink r:id="rId47">
-        <w:r>
-          <w:rPr>
-            <w:lang w:val="zh_TW" w:bidi="zh_TW"/>
-          </w:rPr>
-          <w:rPr>
-            <w:color w:val="0000EE"/>
-            <w:u w:val="single"/>
-          </w:rPr>
-          <w:t>結44:7–9</w:t>
-        </w:r>
-      </w:hyperlink>
+      <w:r>
+        <w:rPr>
+          <w:lang w:val="zh_TW" w:bidi="zh_TW"/>
+        </w:rPr>
+        <w:t>結44:7–9</w:t>
+      </w:r>
       <w:r>
         <w:rPr>
           <w:lang w:val="zh_TW" w:bidi="zh_TW"/>
         </w:rPr>
         <w:t>；</w:t>
       </w:r>
-      <w:hyperlink r:id="rId48">
-        <w:r>
-          <w:rPr>
-            <w:lang w:val="zh_TW" w:bidi="zh_TW"/>
-          </w:rPr>
-          <w:rPr>
-            <w:color w:val="0000EE"/>
-            <w:u w:val="single"/>
-          </w:rPr>
-          <w:t>路1:59，</w:t>
-        </w:r>
-      </w:hyperlink>
-      <w:hyperlink r:id="rId49">
-        <w:r>
-          <w:rPr>
-            <w:lang w:val="zh_TW" w:bidi="zh_TW"/>
-          </w:rPr>
-          <w:rPr>
-            <w:color w:val="0000EE"/>
-            <w:u w:val="single"/>
-          </w:rPr>
-          <w:t>2:21</w:t>
-        </w:r>
-      </w:hyperlink>
+      <w:r>
+        <w:rPr>
+          <w:lang w:val="zh_TW" w:bidi="zh_TW"/>
+        </w:rPr>
+        <w:t>路1:59，</w:t>
+      </w:r>
+      <w:r>
+        <w:rPr>
+          <w:lang w:val="zh_TW" w:bidi="zh_TW"/>
+        </w:rPr>
+        <w:t>2:21</w:t>
+      </w:r>
       <w:r>
         <w:rPr>
           <w:lang w:val="zh_TW" w:bidi="zh_TW"/>
         </w:rPr>
         <w:t>；</w:t>
       </w:r>
-      <w:hyperlink r:id="rId50">
-        <w:r>
-          <w:rPr>
-            <w:lang w:val="zh_TW" w:bidi="zh_TW"/>
-          </w:rPr>
-          <w:rPr>
-            <w:color w:val="0000EE"/>
-            <w:u w:val="single"/>
-          </w:rPr>
-          <w:t>徒15:1–31，</w:t>
-        </w:r>
-      </w:hyperlink>
-      <w:hyperlink r:id="rId51">
-        <w:r>
-          <w:rPr>
-            <w:lang w:val="zh_TW" w:bidi="zh_TW"/>
-          </w:rPr>
-          <w:rPr>
-            <w:color w:val="0000EE"/>
-            <w:u w:val="single"/>
-          </w:rPr>
-          <w:t>16:1–5</w:t>
-        </w:r>
-      </w:hyperlink>
+      <w:r>
+        <w:rPr>
+          <w:lang w:val="zh_TW" w:bidi="zh_TW"/>
+        </w:rPr>
+        <w:t>徒15:1–31，</w:t>
+      </w:r>
+      <w:r>
+        <w:rPr>
+          <w:lang w:val="zh_TW" w:bidi="zh_TW"/>
+        </w:rPr>
+        <w:t>16:1–5</w:t>
+      </w:r>
       <w:r>
         <w:rPr>
           <w:lang w:val="zh_TW" w:bidi="zh_TW"/>
         </w:rPr>
         <w:t>；</w:t>
       </w:r>
-      <w:hyperlink r:id="rId37">
-        <w:r>
-          <w:rPr>
-            <w:lang w:val="zh_TW" w:bidi="zh_TW"/>
-          </w:rPr>
-          <w:rPr>
-            <w:color w:val="0000EE"/>
-            <w:u w:val="single"/>
-          </w:rPr>
-          <w:t>羅2:25–29</w:t>
-        </w:r>
-      </w:hyperlink>
+      <w:r>
+        <w:rPr>
+          <w:lang w:val="zh_TW" w:bidi="zh_TW"/>
+        </w:rPr>
+        <w:t>羅2:25–29</w:t>
+      </w:r>
       <w:r>
         <w:rPr>
           <w:lang w:val="zh_TW" w:bidi="zh_TW"/>
         </w:rPr>
         <w:t>；</w:t>
       </w:r>
-      <w:hyperlink r:id="rId52">
-        <w:r>
-          <w:rPr>
-            <w:lang w:val="zh_TW" w:bidi="zh_TW"/>
-          </w:rPr>
-          <w:rPr>
-            <w:color w:val="0000EE"/>
-            <w:u w:val="single"/>
-          </w:rPr>
-          <w:t>林前7:17–19</w:t>
-        </w:r>
-      </w:hyperlink>
+      <w:r>
+        <w:rPr>
+          <w:lang w:val="zh_TW" w:bidi="zh_TW"/>
+        </w:rPr>
+        <w:t>林前7:17–19</w:t>
+      </w:r>
       <w:r>
         <w:rPr>
           <w:lang w:val="zh_TW" w:bidi="zh_TW"/>
         </w:rPr>
         <w:t>；</w:t>
       </w:r>
-      <w:hyperlink r:id="rId53">
-        <w:r>
-          <w:rPr>
-            <w:lang w:val="zh_TW" w:bidi="zh_TW"/>
-          </w:rPr>
-          <w:rPr>
-            <w:color w:val="0000EE"/>
-            <w:u w:val="single"/>
-          </w:rPr>
-          <w:t>加5:1–6、</w:t>
-        </w:r>
-      </w:hyperlink>
-      <w:hyperlink r:id="rId54">
-        <w:r>
-          <w:rPr>
-            <w:lang w:val="zh_TW" w:bidi="zh_TW"/>
-          </w:rPr>
-          <w:rPr>
-            <w:color w:val="0000EE"/>
-            <w:u w:val="single"/>
-          </w:rPr>
-          <w:t>11–12，</w:t>
-        </w:r>
-      </w:hyperlink>
-      <w:hyperlink r:id="rId55">
-        <w:r>
-          <w:rPr>
-            <w:lang w:val="zh_TW" w:bidi="zh_TW"/>
-          </w:rPr>
-          <w:rPr>
-            <w:color w:val="0000EE"/>
-            <w:u w:val="single"/>
-          </w:rPr>
-          <w:t>6:12–16</w:t>
-        </w:r>
-      </w:hyperlink>
+      <w:r>
+        <w:rPr>
+          <w:lang w:val="zh_TW" w:bidi="zh_TW"/>
+        </w:rPr>
+        <w:t>加5:1–6、</w:t>
+      </w:r>
+      <w:r>
+        <w:rPr>
+          <w:lang w:val="zh_TW" w:bidi="zh_TW"/>
+        </w:rPr>
+        <w:t>11–12，</w:t>
+      </w:r>
+      <w:r>
+        <w:rPr>
+          <w:lang w:val="zh_TW" w:bidi="zh_TW"/>
+        </w:rPr>
+        <w:t>6:12–16</w:t>
+      </w:r>
       <w:r>
         <w:rPr>
           <w:lang w:val="zh_TW" w:bidi="zh_TW"/>
         </w:rPr>
         <w:t>；</w:t>
       </w:r>
-      <w:hyperlink r:id="rId56">
-        <w:r>
-          <w:rPr>
-            <w:lang w:val="zh_TW" w:bidi="zh_TW"/>
-          </w:rPr>
-          <w:rPr>
-            <w:color w:val="0000EE"/>
-            <w:u w:val="single"/>
-          </w:rPr>
-          <w:t>弗2:11–18</w:t>
-        </w:r>
-      </w:hyperlink>
+      <w:r>
+        <w:rPr>
+          <w:lang w:val="zh_TW" w:bidi="zh_TW"/>
+        </w:rPr>
+        <w:t>弗2:11–18</w:t>
+      </w:r>
       <w:r>
         <w:rPr>
           <w:lang w:val="zh_TW" w:bidi="zh_TW"/>
         </w:rPr>
         <w:t>；</w:t>
       </w:r>
-      <w:hyperlink r:id="rId57">
-        <w:r>
-          <w:rPr>
-            <w:lang w:val="zh_TW" w:bidi="zh_TW"/>
-          </w:rPr>
-          <w:rPr>
-            <w:color w:val="0000EE"/>
-            <w:u w:val="single"/>
-          </w:rPr>
-          <w:t>腓3:2–7</w:t>
-        </w:r>
-      </w:hyperlink>
+      <w:r>
+        <w:rPr>
+          <w:lang w:val="zh_TW" w:bidi="zh_TW"/>
+        </w:rPr>
+        <w:t>腓3:2–7</w:t>
+      </w:r>
       <w:r>
         <w:rPr>
           <w:lang w:val="zh_TW" w:bidi="zh_TW"/>
         </w:rPr>
         <w:t>；</w:t>
       </w:r>
-      <w:hyperlink r:id="rId58">
-        <w:r>
-          <w:rPr>
-            <w:lang w:val="zh_TW" w:bidi="zh_TW"/>
-          </w:rPr>
-          <w:rPr>
-            <w:color w:val="0000EE"/>
-            <w:u w:val="single"/>
-          </w:rPr>
-          <w:t>西2:11，</w:t>
-        </w:r>
-      </w:hyperlink>
-      <w:hyperlink r:id="rId59">
-        <w:r>
-          <w:rPr>
-            <w:lang w:val="zh_TW" w:bidi="zh_TW"/>
-          </w:rPr>
-          <w:rPr>
-            <w:color w:val="0000EE"/>
-            <w:u w:val="single"/>
-          </w:rPr>
-          <w:t>3:11</w:t>
-        </w:r>
-      </w:hyperlink>
+      <w:r>
+        <w:rPr>
+          <w:lang w:val="zh_TW" w:bidi="zh_TW"/>
+        </w:rPr>
+        <w:t>西2:11，</w:t>
+      </w:r>
+      <w:r>
+        <w:rPr>
+          <w:lang w:val="zh_TW" w:bidi="zh_TW"/>
+        </w:rPr>
+        <w:t>3:11</w:t>
+      </w:r>
       <w:r>
         <w:rPr>
           <w:lang w:val="zh_TW" w:bidi="zh_TW"/>
